--- a/templates/payroll/Payslip_template.docx
+++ b/templates/payroll/Payslip_template.docx
@@ -4,40 +4,21 @@
   <w:body>
     <w:p>
       <w:pPr>
-        <w:jc w:val="center"/>
+        <w:spacing w:after="0" w:before="0"/>
       </w:pPr>
       <w:r>
         <w:rPr>
           <w:b/>
-          <w:sz w:val="26"/>
+          <w:sz w:val="20"/>
         </w:rPr>
-        <w:t>{{company_name}}</w:t>
+        <w:t>2MG INCORPORATED</w:t>
       </w:r>
     </w:p>
     <w:p>
       <w:pPr>
-        <w:jc w:val="center"/>
+        <w:spacing w:after="40"/>
       </w:pPr>
-      <w:r>
-        <w:rPr>
-          <w:b/>
-          <w:sz w:val="22"/>
-        </w:rPr>
-        <w:t>PAYSLIP</w:t>
-      </w:r>
     </w:p>
-    <w:p>
-      <w:pPr>
-        <w:jc w:val="center"/>
-      </w:pPr>
-      <w:r>
-        <w:rPr>
-          <w:sz w:val="18"/>
-        </w:rPr>
-        <w:t>Cut-off Period: {{cutoff_label}}</w:t>
-      </w:r>
-    </w:p>
-    <w:p/>
     <w:tbl>
       <w:tblPr>
         <w:tblW w:type="auto" w:w="0"/>
@@ -45,10 +26,151 @@
         <w:tblLook w:firstColumn="1" w:firstRow="1" w:lastColumn="0" w:lastRow="0" w:noHBand="0" w:noVBand="1" w:val="04A0"/>
       </w:tblPr>
       <w:tblGrid>
-        <w:gridCol w:w="2700"/>
-        <w:gridCol w:w="2700"/>
-        <w:gridCol w:w="2700"/>
-        <w:gridCol w:w="2700"/>
+        <w:gridCol w:w="3816"/>
+        <w:gridCol w:w="3816"/>
+      </w:tblGrid>
+      <w:tr>
+        <w:tc>
+          <w:tcPr>
+            <w:tcW w:type="dxa" w:w="6048"/>
+          </w:tcPr>
+          <w:p>
+            <w:pPr>
+              <w:spacing w:after="0" w:before="0"/>
+            </w:pPr>
+            <w:r/>
+            <w:r>
+              <w:rPr>
+                <w:rFonts w:ascii="Arial" w:hAnsi="Arial"/>
+                <w:b w:val="0"/>
+                <w:i w:val="0"/>
+                <w:sz w:val="16"/>
+              </w:rPr>
+              <w:t>Employee Name</w:t>
+            </w:r>
+          </w:p>
+        </w:tc>
+        <w:tc>
+          <w:tcPr>
+            <w:tcW w:type="dxa" w:w="1728"/>
+          </w:tcPr>
+          <w:p>
+            <w:pPr>
+              <w:spacing w:after="0" w:before="0"/>
+              <w:jc w:val="right"/>
+            </w:pPr>
+            <w:r/>
+            <w:r>
+              <w:rPr>
+                <w:rFonts w:ascii="Arial" w:hAnsi="Arial"/>
+                <w:b/>
+                <w:i w:val="0"/>
+                <w:sz w:val="16"/>
+              </w:rPr>
+              <w:t>CONFIDENTIAL</w:t>
+            </w:r>
+          </w:p>
+        </w:tc>
+      </w:tr>
+    </w:tbl>
+    <w:p>
+      <w:pPr>
+        <w:spacing w:after="0" w:before="0"/>
+        <w:ind w:left="360"/>
+      </w:pPr>
+      <w:r>
+        <w:rPr>
+          <w:b/>
+          <w:sz w:val="18"/>
+        </w:rPr>
+        <w:t>{{employee_name}}</w:t>
+      </w:r>
+    </w:p>
+    <w:p>
+      <w:pPr>
+        <w:spacing w:after="0" w:before="0"/>
+        <w:ind w:left="360"/>
+      </w:pPr>
+      <w:r>
+        <w:rPr>
+          <w:i/>
+          <w:sz w:val="16"/>
+        </w:rPr>
+        <w:t>{{emp_id}}</w:t>
+      </w:r>
+    </w:p>
+    <w:tbl>
+      <w:tblPr>
+        <w:tblW w:type="auto" w:w="0"/>
+        <w:tblLayout w:type="fixed"/>
+        <w:tblLook w:firstColumn="1" w:firstRow="1" w:lastColumn="0" w:lastRow="0" w:noHBand="0" w:noVBand="1" w:val="04A0"/>
+      </w:tblPr>
+      <w:tblGrid>
+        <w:gridCol w:w="3816"/>
+        <w:gridCol w:w="3816"/>
+      </w:tblGrid>
+      <w:tr>
+        <w:tc>
+          <w:tcPr>
+            <w:tcW w:type="dxa" w:w="1440"/>
+          </w:tcPr>
+          <w:p>
+            <w:pPr>
+              <w:spacing w:after="0" w:before="0"/>
+            </w:pPr>
+            <w:r/>
+            <w:r>
+              <w:rPr>
+                <w:rFonts w:ascii="Arial" w:hAnsi="Arial"/>
+                <w:b w:val="0"/>
+                <w:i w:val="0"/>
+                <w:sz w:val="16"/>
+              </w:rPr>
+              <w:t>Cluster</w:t>
+            </w:r>
+          </w:p>
+        </w:tc>
+        <w:tc>
+          <w:tcPr>
+            <w:tcW w:type="dxa" w:w="6336"/>
+          </w:tcPr>
+          <w:p>
+            <w:pPr>
+              <w:spacing w:after="0" w:before="0"/>
+            </w:pPr>
+            <w:r/>
+            <w:r>
+              <w:rPr>
+                <w:rFonts w:ascii="Arial" w:hAnsi="Arial"/>
+                <w:b w:val="0"/>
+                <w:i w:val="0"/>
+                <w:sz w:val="16"/>
+              </w:rPr>
+              <w:t>{{cluster}}</w:t>
+            </w:r>
+          </w:p>
+        </w:tc>
+      </w:tr>
+    </w:tbl>
+    <w:p>
+      <w:pPr>
+        <w:spacing w:after="40"/>
+      </w:pPr>
+    </w:p>
+    <w:p>
+      <w:pPr>
+        <w:spacing w:after="40"/>
+      </w:pPr>
+    </w:p>
+    <w:tbl>
+      <w:tblPr>
+        <w:tblW w:type="auto" w:w="0"/>
+        <w:tblLayout w:type="fixed"/>
+        <w:tblLook w:firstColumn="1" w:firstRow="1" w:lastColumn="0" w:lastRow="0" w:noHBand="0" w:noVBand="1" w:val="04A0"/>
+      </w:tblPr>
+      <w:tblGrid>
+        <w:gridCol w:w="3816"/>
+        <w:gridCol w:w="3816"/>
       </w:tblGrid>
       <w:tr>
         <w:tc>
@@ -56,62 +178,38 @@
             <w:tcW w:type="dxa" w:w="1872"/>
           </w:tcPr>
           <w:p>
+            <w:pPr>
+              <w:spacing w:after="0" w:before="0"/>
+            </w:pPr>
             <w:r/>
             <w:r>
               <w:rPr>
                 <w:rFonts w:ascii="Arial" w:hAnsi="Arial"/>
-                <w:b/>
-                <w:sz w:val="18"/>
+                <w:b w:val="0"/>
+                <w:i w:val="0"/>
+                <w:sz w:val="16"/>
               </w:rPr>
-              <w:t>Employee Name:</w:t>
+              <w:t>Payroll Period</w:t>
             </w:r>
           </w:p>
         </w:tc>
         <w:tc>
           <w:tcPr>
-            <w:tcW w:type="dxa" w:w="3888"/>
+            <w:tcW w:type="dxa" w:w="5904"/>
           </w:tcPr>
           <w:p>
+            <w:pPr>
+              <w:spacing w:after="0" w:before="0"/>
+            </w:pPr>
             <w:r/>
             <w:r>
               <w:rPr>
                 <w:rFonts w:ascii="Arial" w:hAnsi="Arial"/>
                 <w:b w:val="0"/>
-                <w:sz w:val="18"/>
+                <w:i w:val="0"/>
+                <w:sz w:val="16"/>
               </w:rPr>
-              <w:t>{{employee_name}}</w:t>
-            </w:r>
-          </w:p>
-        </w:tc>
-        <w:tc>
-          <w:tcPr>
-            <w:tcW w:type="dxa" w:w="1872"/>
-          </w:tcPr>
-          <w:p>
-            <w:r/>
-            <w:r>
-              <w:rPr>
-                <w:rFonts w:ascii="Arial" w:hAnsi="Arial"/>
-                <w:b/>
-                <w:sz w:val="18"/>
-              </w:rPr>
-              <w:t>Employee No.:</w:t>
-            </w:r>
-          </w:p>
-        </w:tc>
-        <w:tc>
-          <w:tcPr>
-            <w:tcW w:type="dxa" w:w="2448"/>
-          </w:tcPr>
-          <w:p>
-            <w:r/>
-            <w:r>
-              <w:rPr>
-                <w:rFonts w:ascii="Arial" w:hAnsi="Arial"/>
-                <w:b w:val="0"/>
-                <w:sz w:val="18"/>
-              </w:rPr>
-              <w:t>{{emp_id}}</w:t>
+              <w:t>{{payroll_period}}</w:t>
             </w:r>
           </w:p>
         </w:tc>
@@ -122,62 +220,120 @@
             <w:tcW w:type="dxa" w:w="1872"/>
           </w:tcPr>
           <w:p>
+            <w:pPr>
+              <w:spacing w:after="0" w:before="0"/>
+            </w:pPr>
+            <w:r/>
+            <w:r>
+              <w:rPr>
+                <w:rFonts w:ascii="Arial" w:hAnsi="Arial"/>
+                <w:b w:val="0"/>
+                <w:i w:val="0"/>
+                <w:sz w:val="16"/>
+              </w:rPr>
+              <w:t>Pay Date</w:t>
+            </w:r>
+          </w:p>
+        </w:tc>
+        <w:tc>
+          <w:tcPr>
+            <w:tcW w:type="dxa" w:w="5904"/>
+          </w:tcPr>
+          <w:p>
+            <w:pPr>
+              <w:spacing w:after="0" w:before="0"/>
+            </w:pPr>
+            <w:r/>
+            <w:r>
+              <w:rPr>
+                <w:rFonts w:ascii="Arial" w:hAnsi="Arial"/>
+                <w:b w:val="0"/>
+                <w:i w:val="0"/>
+                <w:sz w:val="16"/>
+              </w:rPr>
+              <w:t>{{pay_date}}</w:t>
+            </w:r>
+          </w:p>
+        </w:tc>
+      </w:tr>
+    </w:tbl>
+    <w:p>
+      <w:pPr>
+        <w:spacing w:after="40"/>
+      </w:pPr>
+    </w:p>
+    <w:tbl>
+      <w:tblPr>
+        <w:tblStyle w:val="TableGrid"/>
+        <w:tblW w:type="auto" w:w="0"/>
+        <w:tblLayout w:type="fixed"/>
+        <w:tblLook w:firstColumn="1" w:firstRow="1" w:lastColumn="0" w:lastRow="0" w:noHBand="0" w:noVBand="1" w:val="04A0"/>
+      </w:tblPr>
+      <w:tblGrid>
+        <w:gridCol w:w="2544"/>
+        <w:gridCol w:w="2544"/>
+        <w:gridCol w:w="2544"/>
+      </w:tblGrid>
+      <w:tr>
+        <w:tc>
+          <w:tcPr>
+            <w:tcW w:type="dxa" w:w="3744"/>
+          </w:tcPr>
+          <w:p>
+            <w:pPr>
+              <w:spacing w:after="0" w:before="0"/>
+            </w:pPr>
             <w:r/>
             <w:r>
               <w:rPr>
                 <w:rFonts w:ascii="Arial" w:hAnsi="Arial"/>
                 <w:b/>
-                <w:sz w:val="18"/>
+                <w:i w:val="0"/>
+                <w:sz w:val="16"/>
               </w:rPr>
-              <w:t>Position:</w:t>
+              <w:t>EARNINGS</w:t>
             </w:r>
           </w:p>
         </w:tc>
         <w:tc>
           <w:tcPr>
-            <w:tcW w:type="dxa" w:w="3888"/>
+            <w:tcW w:type="dxa" w:w="2016"/>
           </w:tcPr>
           <w:p>
+            <w:pPr>
+              <w:spacing w:after="0" w:before="0"/>
+              <w:jc w:val="center"/>
+            </w:pPr>
             <w:r/>
             <w:r>
               <w:rPr>
                 <w:rFonts w:ascii="Arial" w:hAnsi="Arial"/>
-                <w:b w:val="0"/>
-                <w:sz w:val="18"/>
+                <w:b/>
+                <w:i w:val="0"/>
+                <w:sz w:val="16"/>
               </w:rPr>
-              <w:t>{{position}}</w:t>
+              <w:t>DAY/HR</w:t>
             </w:r>
           </w:p>
         </w:tc>
         <w:tc>
           <w:tcPr>
-            <w:tcW w:type="dxa" w:w="1872"/>
+            <w:tcW w:type="dxa" w:w="2016"/>
           </w:tcPr>
           <w:p>
+            <w:pPr>
+              <w:spacing w:after="0" w:before="0"/>
+              <w:jc w:val="right"/>
+            </w:pPr>
             <w:r/>
             <w:r>
               <w:rPr>
                 <w:rFonts w:ascii="Arial" w:hAnsi="Arial"/>
                 <w:b/>
-                <w:sz w:val="18"/>
+                <w:i w:val="0"/>
+                <w:sz w:val="16"/>
               </w:rPr>
-              <w:t>Department:</w:t>
-            </w:r>
-          </w:p>
-        </w:tc>
-        <w:tc>
-          <w:tcPr>
-            <w:tcW w:type="dxa" w:w="2448"/>
-          </w:tcPr>
-          <w:p>
-            <w:r/>
-            <w:r>
-              <w:rPr>
-                <w:rFonts w:ascii="Arial" w:hAnsi="Arial"/>
-                <w:b w:val="0"/>
-                <w:sz w:val="18"/>
-              </w:rPr>
-              <w:t>{{department}}</w:t>
+              <w:t>AMOUNT</w:t>
             </w:r>
           </w:p>
         </w:tc>
@@ -185,65 +341,63 @@
       <w:tr>
         <w:tc>
           <w:tcPr>
-            <w:tcW w:type="dxa" w:w="1872"/>
+            <w:tcW w:type="dxa" w:w="3744"/>
           </w:tcPr>
           <w:p>
+            <w:pPr>
+              <w:spacing w:after="0" w:before="0"/>
+            </w:pPr>
             <w:r/>
             <w:r>
               <w:rPr>
                 <w:rFonts w:ascii="Arial" w:hAnsi="Arial"/>
-                <w:b/>
-                <w:sz w:val="18"/>
+                <w:b w:val="0"/>
+                <w:i w:val="0"/>
+                <w:sz w:val="15"/>
               </w:rPr>
-              <w:t>Employment Status:</w:t>
+              <w:t>BASIC RATE</w:t>
             </w:r>
           </w:p>
         </w:tc>
         <w:tc>
           <w:tcPr>
-            <w:tcW w:type="dxa" w:w="3888"/>
+            <w:tcW w:type="dxa" w:w="2016"/>
           </w:tcPr>
           <w:p>
+            <w:pPr>
+              <w:spacing w:after="0" w:before="0"/>
+              <w:jc w:val="center"/>
+            </w:pPr>
             <w:r/>
             <w:r>
               <w:rPr>
                 <w:rFonts w:ascii="Arial" w:hAnsi="Arial"/>
                 <w:b w:val="0"/>
-                <w:sz w:val="18"/>
+                <w:i w:val="0"/>
+                <w:sz w:val="15"/>
               </w:rPr>
-              <w:t>{{employment_status}}</w:t>
+              <w:t>{{basic_rate_label}}</w:t>
             </w:r>
           </w:p>
         </w:tc>
         <w:tc>
           <w:tcPr>
-            <w:tcW w:type="dxa" w:w="1872"/>
+            <w:tcW w:type="dxa" w:w="2016"/>
           </w:tcPr>
           <w:p>
-            <w:r/>
-            <w:r>
-              <w:rPr>
-                <w:rFonts w:ascii="Arial" w:hAnsi="Arial"/>
-                <w:b/>
-                <w:sz w:val="18"/>
-              </w:rPr>
-              <w:t>Date Hired:</w:t>
-            </w:r>
-          </w:p>
-        </w:tc>
-        <w:tc>
-          <w:tcPr>
-            <w:tcW w:type="dxa" w:w="2448"/>
-          </w:tcPr>
-          <w:p>
+            <w:pPr>
+              <w:spacing w:after="0" w:before="0"/>
+              <w:jc w:val="right"/>
+            </w:pPr>
             <w:r/>
             <w:r>
               <w:rPr>
                 <w:rFonts w:ascii="Arial" w:hAnsi="Arial"/>
                 <w:b w:val="0"/>
-                <w:sz w:val="18"/>
+                <w:i w:val="0"/>
+                <w:sz w:val="15"/>
               </w:rPr>
-              <w:t>{{hire_date}}</w:t>
+              <w:t>{{basic_rate_amount}}</w:t>
             </w:r>
           </w:p>
         </w:tc>
@@ -251,125 +405,63 @@
       <w:tr>
         <w:tc>
           <w:tcPr>
-            <w:tcW w:type="dxa" w:w="1872"/>
+            <w:tcW w:type="dxa" w:w="3744"/>
           </w:tcPr>
           <w:p>
+            <w:pPr>
+              <w:spacing w:after="0" w:before="0"/>
+            </w:pPr>
             <w:r/>
             <w:r>
               <w:rPr>
                 <w:rFonts w:ascii="Arial" w:hAnsi="Arial"/>
-                <w:b/>
-                <w:sz w:val="18"/>
+                <w:b w:val="0"/>
+                <w:i w:val="0"/>
+                <w:sz w:val="15"/>
               </w:rPr>
-              <w:t>Pay Date:</w:t>
+              <w:t>BASIC</w:t>
             </w:r>
           </w:p>
         </w:tc>
         <w:tc>
           <w:tcPr>
-            <w:tcW w:type="dxa" w:w="3888"/>
+            <w:tcW w:type="dxa" w:w="2016"/>
           </w:tcPr>
           <w:p>
+            <w:pPr>
+              <w:spacing w:after="0" w:before="0"/>
+              <w:jc w:val="center"/>
+            </w:pPr>
             <w:r/>
             <w:r>
               <w:rPr>
                 <w:rFonts w:ascii="Arial" w:hAnsi="Arial"/>
                 <w:b w:val="0"/>
-                <w:sz w:val="18"/>
+                <w:i w:val="0"/>
+                <w:sz w:val="15"/>
               </w:rPr>
-              <w:t>{{pay_date}}</w:t>
+              <w:t>{{basic_dayhr}}</w:t>
             </w:r>
           </w:p>
         </w:tc>
         <w:tc>
           <w:tcPr>
-            <w:tcW w:type="dxa" w:w="1872"/>
-          </w:tcPr>
-          <w:p>
-            <w:r/>
-            <w:r>
-              <w:rPr>
-                <w:rFonts w:ascii="Arial" w:hAnsi="Arial"/>
-                <w:b/>
-                <w:sz w:val="18"/>
-              </w:rPr>
-              <w:t>Prepared By:</w:t>
-            </w:r>
-          </w:p>
-        </w:tc>
-        <w:tc>
-          <w:tcPr>
-            <w:tcW w:type="dxa" w:w="2448"/>
-          </w:tcPr>
-          <w:p>
-            <w:r/>
-            <w:r>
-              <w:rPr>
-                <w:rFonts w:ascii="Arial" w:hAnsi="Arial"/>
-                <w:b w:val="0"/>
-                <w:sz w:val="18"/>
-              </w:rPr>
-              <w:t>{{prepared_by}}</w:t>
-            </w:r>
-          </w:p>
-        </w:tc>
-      </w:tr>
-    </w:tbl>
-    <w:p/>
-    <w:p>
-      <w:r>
-        <w:rPr>
-          <w:b/>
-          <w:sz w:val="20"/>
-        </w:rPr>
-        <w:t>BASIC PAY</w:t>
-      </w:r>
-    </w:p>
-    <w:tbl>
-      <w:tblPr>
-        <w:tblStyle w:val="TableGrid"/>
-        <w:tblW w:type="auto" w:w="0"/>
-        <w:tblLook w:firstColumn="1" w:firstRow="1" w:lastColumn="0" w:lastRow="0" w:noHBand="0" w:noVBand="1" w:val="04A0"/>
-      </w:tblPr>
-      <w:tblGrid>
-        <w:gridCol w:w="5400"/>
-        <w:gridCol w:w="5400"/>
-      </w:tblGrid>
-      <w:tr>
-        <w:tc>
-          <w:tcPr>
-            <w:tcW w:type="dxa" w:w="6480"/>
-            <w:shd w:val="clear" w:color="auto" w:fill="D9E2F3"/>
-          </w:tcPr>
-          <w:p>
-            <w:r/>
-            <w:r>
-              <w:rPr>
-                <w:rFonts w:ascii="Arial" w:hAnsi="Arial"/>
-                <w:b/>
-                <w:sz w:val="18"/>
-              </w:rPr>
-              <w:t>Description</w:t>
-            </w:r>
-          </w:p>
-        </w:tc>
-        <w:tc>
-          <w:tcPr>
-            <w:tcW w:type="dxa" w:w="3600"/>
-            <w:shd w:val="clear" w:color="auto" w:fill="D9E2F3"/>
+            <w:tcW w:type="dxa" w:w="2016"/>
           </w:tcPr>
           <w:p>
             <w:pPr>
+              <w:spacing w:after="0" w:before="0"/>
               <w:jc w:val="right"/>
             </w:pPr>
             <w:r/>
             <w:r>
               <w:rPr>
                 <w:rFonts w:ascii="Arial" w:hAnsi="Arial"/>
-                <w:b/>
-                <w:sz w:val="18"/>
+                <w:b w:val="0"/>
+                <w:i w:val="0"/>
+                <w:sz w:val="15"/>
               </w:rPr>
-              <w:t>Amount</w:t>
+              <w:t>{{basic_amount}}</w:t>
             </w:r>
           </w:p>
         </w:tc>
@@ -377,26 +469,51 @@
       <w:tr>
         <w:tc>
           <w:tcPr>
-            <w:tcW w:type="dxa" w:w="6480"/>
+            <w:tcW w:type="dxa" w:w="3744"/>
           </w:tcPr>
           <w:p>
+            <w:pPr>
+              <w:spacing w:after="0" w:before="0"/>
+            </w:pPr>
             <w:r/>
             <w:r>
               <w:rPr>
                 <w:rFonts w:ascii="Arial" w:hAnsi="Arial"/>
                 <w:b w:val="0"/>
-                <w:sz w:val="18"/>
+                <w:i w:val="0"/>
+                <w:sz w:val="15"/>
               </w:rPr>
-              <w:t>Monthly Salary (on file)</w:t>
+              <w:t>ALLOWANCE TAX</w:t>
             </w:r>
           </w:p>
         </w:tc>
         <w:tc>
           <w:tcPr>
-            <w:tcW w:type="dxa" w:w="3600"/>
+            <w:tcW w:type="dxa" w:w="2016"/>
           </w:tcPr>
           <w:p>
             <w:pPr>
+              <w:spacing w:after="0" w:before="0"/>
+              <w:jc w:val="center"/>
+            </w:pPr>
+            <w:r/>
+            <w:r>
+              <w:rPr>
+                <w:rFonts w:ascii="Arial" w:hAnsi="Arial"/>
+                <w:b w:val="0"/>
+                <w:i w:val="0"/>
+                <w:sz w:val="15"/>
+              </w:rPr>
+            </w:r>
+          </w:p>
+        </w:tc>
+        <w:tc>
+          <w:tcPr>
+            <w:tcW w:type="dxa" w:w="2016"/>
+          </w:tcPr>
+          <w:p>
+            <w:pPr>
+              <w:spacing w:after="0" w:before="0"/>
               <w:jc w:val="right"/>
             </w:pPr>
             <w:r/>
@@ -404,9 +521,10 @@
               <w:rPr>
                 <w:rFonts w:ascii="Arial" w:hAnsi="Arial"/>
                 <w:b w:val="0"/>
-                <w:sz w:val="18"/>
+                <w:i w:val="0"/>
+                <w:sz w:val="15"/>
               </w:rPr>
-              <w:t>{{monthly_salary}}</w:t>
+              <w:t>{{allowance_tax}}</w:t>
             </w:r>
           </w:p>
         </w:tc>
@@ -414,26 +532,51 @@
       <w:tr>
         <w:tc>
           <w:tcPr>
-            <w:tcW w:type="dxa" w:w="6480"/>
+            <w:tcW w:type="dxa" w:w="3744"/>
           </w:tcPr>
           <w:p>
+            <w:pPr>
+              <w:spacing w:after="0" w:before="0"/>
+            </w:pPr>
             <w:r/>
             <w:r>
               <w:rPr>
                 <w:rFonts w:ascii="Arial" w:hAnsi="Arial"/>
                 <w:b w:val="0"/>
-                <w:sz w:val="18"/>
+                <w:i w:val="0"/>
+                <w:sz w:val="15"/>
               </w:rPr>
-              <w:t>Daily Rate (monthly salary x 12 / 313)</w:t>
+              <w:t>ALLOWANCE N-TAX</w:t>
             </w:r>
           </w:p>
         </w:tc>
         <w:tc>
           <w:tcPr>
-            <w:tcW w:type="dxa" w:w="3600"/>
+            <w:tcW w:type="dxa" w:w="2016"/>
           </w:tcPr>
           <w:p>
             <w:pPr>
+              <w:spacing w:after="0" w:before="0"/>
+              <w:jc w:val="center"/>
+            </w:pPr>
+            <w:r/>
+            <w:r>
+              <w:rPr>
+                <w:rFonts w:ascii="Arial" w:hAnsi="Arial"/>
+                <w:b w:val="0"/>
+                <w:i w:val="0"/>
+                <w:sz w:val="15"/>
+              </w:rPr>
+            </w:r>
+          </w:p>
+        </w:tc>
+        <w:tc>
+          <w:tcPr>
+            <w:tcW w:type="dxa" w:w="2016"/>
+          </w:tcPr>
+          <w:p>
+            <w:pPr>
+              <w:spacing w:after="0" w:before="0"/>
               <w:jc w:val="right"/>
             </w:pPr>
             <w:r/>
@@ -441,9 +584,10 @@
               <w:rPr>
                 <w:rFonts w:ascii="Arial" w:hAnsi="Arial"/>
                 <w:b w:val="0"/>
-                <w:sz w:val="18"/>
+                <w:i w:val="0"/>
+                <w:sz w:val="15"/>
               </w:rPr>
-              <w:t>{{daily_rate}}</w:t>
+              <w:t>{{allowance_ntax}}</w:t>
             </w:r>
           </w:p>
         </w:tc>
@@ -451,26 +595,51 @@
       <w:tr>
         <w:tc>
           <w:tcPr>
-            <w:tcW w:type="dxa" w:w="6480"/>
+            <w:tcW w:type="dxa" w:w="3744"/>
           </w:tcPr>
           <w:p>
+            <w:pPr>
+              <w:spacing w:after="0" w:before="0"/>
+            </w:pPr>
             <w:r/>
             <w:r>
               <w:rPr>
                 <w:rFonts w:ascii="Arial" w:hAnsi="Arial"/>
                 <w:b w:val="0"/>
-                <w:sz w:val="18"/>
+                <w:i w:val="0"/>
+                <w:sz w:val="15"/>
               </w:rPr>
-              <w:t>Basic Pay (this cutoff, monthly salary / 2)</w:t>
+              <w:t>OTH. EARNINGS TAX</w:t>
             </w:r>
           </w:p>
         </w:tc>
         <w:tc>
           <w:tcPr>
-            <w:tcW w:type="dxa" w:w="3600"/>
+            <w:tcW w:type="dxa" w:w="2016"/>
           </w:tcPr>
           <w:p>
             <w:pPr>
+              <w:spacing w:after="0" w:before="0"/>
+              <w:jc w:val="center"/>
+            </w:pPr>
+            <w:r/>
+            <w:r>
+              <w:rPr>
+                <w:rFonts w:ascii="Arial" w:hAnsi="Arial"/>
+                <w:b w:val="0"/>
+                <w:i w:val="0"/>
+                <w:sz w:val="15"/>
+              </w:rPr>
+            </w:r>
+          </w:p>
+        </w:tc>
+        <w:tc>
+          <w:tcPr>
+            <w:tcW w:type="dxa" w:w="2016"/>
+          </w:tcPr>
+          <w:p>
+            <w:pPr>
+              <w:spacing w:after="0" w:before="0"/>
               <w:jc w:val="right"/>
             </w:pPr>
             <w:r/>
@@ -478,114 +647,447 @@
               <w:rPr>
                 <w:rFonts w:ascii="Arial" w:hAnsi="Arial"/>
                 <w:b w:val="0"/>
-                <w:sz w:val="18"/>
+                <w:i w:val="0"/>
+                <w:sz w:val="15"/>
               </w:rPr>
-              <w:t>{{basic_pay}}</w:t>
+              <w:t>{{oth_earnings_tax}}</w:t>
             </w:r>
           </w:p>
         </w:tc>
       </w:tr>
-    </w:tbl>
-    <w:p/>
-    <w:p>
-      <w:r>
-        <w:rPr>
-          <w:b/>
-          <w:sz w:val="20"/>
-        </w:rPr>
-        <w:t>HOLIDAY PAY</w:t>
-      </w:r>
-    </w:p>
-    <w:p>
-      <w:r>
-        <w:rPr>
-          <w:i/>
-          <w:sz w:val="17"/>
-        </w:rPr>
-        <w:t>{{#has_holiday_pay}}Per DOLE holiday-pay rules for the dates below:{{/has_holiday_pay}}{{^has_holiday_pay}}No holiday pay applies to this cutoff.{{/has_holiday_pay}}</w:t>
-      </w:r>
-    </w:p>
-    <w:tbl>
-      <w:tblPr>
-        <w:tblStyle w:val="TableGrid"/>
-        <w:tblW w:type="auto" w:w="0"/>
-        <w:tblLook w:firstColumn="1" w:firstRow="1" w:lastColumn="0" w:lastRow="0" w:noHBand="0" w:noVBand="1" w:val="04A0"/>
-      </w:tblPr>
-      <w:tblGrid>
-        <w:gridCol w:w="2700"/>
-        <w:gridCol w:w="2700"/>
-        <w:gridCol w:w="2700"/>
-        <w:gridCol w:w="2700"/>
-      </w:tblGrid>
       <w:tr>
         <w:tc>
           <w:tcPr>
-            <w:tcW w:type="dxa" w:w="2592"/>
-            <w:shd w:val="clear" w:color="auto" w:fill="D9E2F3"/>
+            <w:tcW w:type="dxa" w:w="3744"/>
           </w:tcPr>
           <w:p>
+            <w:pPr>
+              <w:spacing w:after="0" w:before="0"/>
+            </w:pPr>
             <w:r/>
             <w:r>
               <w:rPr>
                 <w:rFonts w:ascii="Arial" w:hAnsi="Arial"/>
-                <w:b/>
-                <w:sz w:val="18"/>
+                <w:b w:val="0"/>
+                <w:i w:val="0"/>
+                <w:sz w:val="15"/>
               </w:rPr>
-              <w:t>Date</w:t>
+              <w:t>OTH. EARNINGS N-TAX</w:t>
             </w:r>
           </w:p>
         </w:tc>
         <w:tc>
           <w:tcPr>
-            <w:tcW w:type="dxa" w:w="3168"/>
-            <w:shd w:val="clear" w:color="auto" w:fill="D9E2F3"/>
+            <w:tcW w:type="dxa" w:w="2016"/>
           </w:tcPr>
           <w:p>
+            <w:pPr>
+              <w:spacing w:after="0" w:before="0"/>
+              <w:jc w:val="center"/>
+            </w:pPr>
             <w:r/>
             <w:r>
               <w:rPr>
                 <w:rFonts w:ascii="Arial" w:hAnsi="Arial"/>
-                <w:b/>
-                <w:sz w:val="18"/>
+                <w:b w:val="0"/>
+                <w:i w:val="0"/>
+                <w:sz w:val="15"/>
               </w:rPr>
-              <w:t>Holiday</w:t>
             </w:r>
           </w:p>
         </w:tc>
         <w:tc>
           <w:tcPr>
-            <w:tcW w:type="dxa" w:w="2160"/>
-            <w:shd w:val="clear" w:color="auto" w:fill="D9E2F3"/>
-          </w:tcPr>
-          <w:p>
-            <w:r/>
-            <w:r>
-              <w:rPr>
-                <w:rFonts w:ascii="Arial" w:hAnsi="Arial"/>
-                <w:b/>
-                <w:sz w:val="18"/>
-              </w:rPr>
-              <w:t>Rule Applied</w:t>
-            </w:r>
-          </w:p>
-        </w:tc>
-        <w:tc>
-          <w:tcPr>
-            <w:tcW w:type="dxa" w:w="2160"/>
-            <w:shd w:val="clear" w:color="auto" w:fill="D9E2F3"/>
+            <w:tcW w:type="dxa" w:w="2016"/>
           </w:tcPr>
           <w:p>
             <w:pPr>
+              <w:spacing w:after="0" w:before="0"/>
               <w:jc w:val="right"/>
             </w:pPr>
             <w:r/>
             <w:r>
               <w:rPr>
                 <w:rFonts w:ascii="Arial" w:hAnsi="Arial"/>
+                <w:b w:val="0"/>
+                <w:i w:val="0"/>
+                <w:sz w:val="15"/>
+              </w:rPr>
+              <w:t>{{oth_earnings_ntax}}</w:t>
+            </w:r>
+          </w:p>
+        </w:tc>
+      </w:tr>
+      <w:tr>
+        <w:tc>
+          <w:tcPr>
+            <w:tcW w:type="dxa" w:w="3744"/>
+          </w:tcPr>
+          <w:p>
+            <w:pPr>
+              <w:spacing w:after="0" w:before="0"/>
+            </w:pPr>
+            <w:r/>
+            <w:r>
+              <w:rPr>
+                <w:rFonts w:ascii="Arial" w:hAnsi="Arial"/>
+                <w:b w:val="0"/>
+                <w:i w:val="0"/>
+                <w:sz w:val="15"/>
+              </w:rPr>
+              <w:t>VL / SL / OL</w:t>
+            </w:r>
+          </w:p>
+        </w:tc>
+        <w:tc>
+          <w:tcPr>
+            <w:tcW w:type="dxa" w:w="2016"/>
+          </w:tcPr>
+          <w:p>
+            <w:pPr>
+              <w:spacing w:after="0" w:before="0"/>
+              <w:jc w:val="center"/>
+            </w:pPr>
+            <w:r/>
+            <w:r>
+              <w:rPr>
+                <w:rFonts w:ascii="Arial" w:hAnsi="Arial"/>
+                <w:b w:val="0"/>
+                <w:i w:val="0"/>
+                <w:sz w:val="15"/>
+              </w:rPr>
+              <w:t>{{vl_sl_ol_dayhr}}</w:t>
+            </w:r>
+          </w:p>
+        </w:tc>
+        <w:tc>
+          <w:tcPr>
+            <w:tcW w:type="dxa" w:w="2016"/>
+          </w:tcPr>
+          <w:p>
+            <w:pPr>
+              <w:spacing w:after="0" w:before="0"/>
+              <w:jc w:val="right"/>
+            </w:pPr>
+            <w:r/>
+            <w:r>
+              <w:rPr>
+                <w:rFonts w:ascii="Arial" w:hAnsi="Arial"/>
+                <w:b w:val="0"/>
+                <w:i w:val="0"/>
+                <w:sz w:val="15"/>
+              </w:rPr>
+              <w:t>{{vl_sl_ol_amount}}</w:t>
+            </w:r>
+          </w:p>
+        </w:tc>
+      </w:tr>
+      <w:tr>
+        <w:tc>
+          <w:tcPr>
+            <w:tcW w:type="dxa" w:w="3744"/>
+          </w:tcPr>
+          <w:p>
+            <w:pPr>
+              <w:spacing w:after="0" w:before="0"/>
+            </w:pPr>
+            <w:r/>
+            <w:r>
+              <w:rPr>
+                <w:rFonts w:ascii="Arial" w:hAnsi="Arial"/>
+                <w:b w:val="0"/>
+                <w:i w:val="0"/>
+                <w:sz w:val="15"/>
+              </w:rPr>
+              <w:t>REG NIGHT DIFF</w:t>
+            </w:r>
+          </w:p>
+        </w:tc>
+        <w:tc>
+          <w:tcPr>
+            <w:tcW w:type="dxa" w:w="2016"/>
+          </w:tcPr>
+          <w:p>
+            <w:pPr>
+              <w:spacing w:after="0" w:before="0"/>
+              <w:jc w:val="center"/>
+            </w:pPr>
+            <w:r/>
+            <w:r>
+              <w:rPr>
+                <w:rFonts w:ascii="Arial" w:hAnsi="Arial"/>
+                <w:b w:val="0"/>
+                <w:i w:val="0"/>
+                <w:sz w:val="15"/>
+              </w:rPr>
+              <w:t>{{reg_night_diff_dayhr}}</w:t>
+            </w:r>
+          </w:p>
+        </w:tc>
+        <w:tc>
+          <w:tcPr>
+            <w:tcW w:type="dxa" w:w="2016"/>
+          </w:tcPr>
+          <w:p>
+            <w:pPr>
+              <w:spacing w:after="0" w:before="0"/>
+              <w:jc w:val="right"/>
+            </w:pPr>
+            <w:r/>
+            <w:r>
+              <w:rPr>
+                <w:rFonts w:ascii="Arial" w:hAnsi="Arial"/>
+                <w:b w:val="0"/>
+                <w:i w:val="0"/>
+                <w:sz w:val="15"/>
+              </w:rPr>
+              <w:t>{{reg_night_diff_amount}}</w:t>
+            </w:r>
+          </w:p>
+        </w:tc>
+      </w:tr>
+      <w:tr>
+        <w:tc>
+          <w:tcPr>
+            <w:tcW w:type="dxa" w:w="3744"/>
+          </w:tcPr>
+          <w:p>
+            <w:pPr>
+              <w:spacing w:after="0" w:before="0"/>
+            </w:pPr>
+            <w:r/>
+            <w:r>
+              <w:rPr>
+                <w:rFonts w:ascii="Arial" w:hAnsi="Arial"/>
+                <w:b w:val="0"/>
+                <w:i w:val="0"/>
+                <w:sz w:val="15"/>
+              </w:rPr>
+              <w:t>UNPAID LEAVE</w:t>
+            </w:r>
+          </w:p>
+        </w:tc>
+        <w:tc>
+          <w:tcPr>
+            <w:tcW w:type="dxa" w:w="2016"/>
+          </w:tcPr>
+          <w:p>
+            <w:pPr>
+              <w:spacing w:after="0" w:before="0"/>
+              <w:jc w:val="center"/>
+            </w:pPr>
+            <w:r/>
+            <w:r>
+              <w:rPr>
+                <w:rFonts w:ascii="Arial" w:hAnsi="Arial"/>
+                <w:b w:val="0"/>
+                <w:i w:val="0"/>
+                <w:sz w:val="15"/>
+              </w:rPr>
+              <w:t>{{unpaid_leave_dayhr}}</w:t>
+            </w:r>
+          </w:p>
+        </w:tc>
+        <w:tc>
+          <w:tcPr>
+            <w:tcW w:type="dxa" w:w="2016"/>
+          </w:tcPr>
+          <w:p>
+            <w:pPr>
+              <w:spacing w:after="0" w:before="0"/>
+              <w:jc w:val="right"/>
+            </w:pPr>
+            <w:r/>
+            <w:r>
+              <w:rPr>
+                <w:rFonts w:ascii="Arial" w:hAnsi="Arial"/>
+                <w:b w:val="0"/>
+                <w:i w:val="0"/>
+                <w:sz w:val="15"/>
+              </w:rPr>
+              <w:t>{{unpaid_leave_amount}}</w:t>
+            </w:r>
+          </w:p>
+        </w:tc>
+      </w:tr>
+    </w:tbl>
+    <w:p>
+      <w:pPr>
+        <w:spacing w:after="0"/>
+      </w:pPr>
+    </w:p>
+    <w:tbl>
+      <w:tblPr>
+        <w:tblW w:type="auto" w:w="0"/>
+        <w:tblLayout w:type="fixed"/>
+        <w:tblLook w:firstColumn="1" w:firstRow="1" w:lastColumn="0" w:lastRow="0" w:noHBand="0" w:noVBand="1" w:val="04A0"/>
+      </w:tblPr>
+      <w:tblGrid>
+        <w:gridCol w:w="7632"/>
+      </w:tblGrid>
+      <w:tr>
+        <w:tc>
+          <w:tcPr>
+            <w:tcW w:type="dxa" w:w="7776"/>
+            <w:shd w:val="clear" w:color="auto" w:fill="D9D9D9"/>
+          </w:tcPr>
+          <w:p>
+            <w:pPr>
+              <w:spacing w:after="0" w:before="0"/>
+              <w:jc w:val="center"/>
+            </w:pPr>
+            <w:r/>
+            <w:r>
+              <w:rPr>
+                <w:rFonts w:ascii="Arial" w:hAnsi="Arial"/>
                 <w:b/>
-                <w:sz w:val="18"/>
+                <w:i w:val="0"/>
+                <w:sz w:val="15"/>
               </w:rPr>
-              <w:t>Amount</w:t>
+              <w:t>O V E R T I M E   B R E A K D O W N</w:t>
+            </w:r>
+          </w:p>
+        </w:tc>
+      </w:tr>
+    </w:tbl>
+    <w:tbl>
+      <w:tblPr>
+        <w:tblStyle w:val="TableGrid"/>
+        <w:tblW w:type="auto" w:w="0"/>
+        <w:tblLayout w:type="fixed"/>
+        <w:tblLook w:firstColumn="1" w:firstRow="1" w:lastColumn="0" w:lastRow="0" w:noHBand="0" w:noVBand="1" w:val="04A0"/>
+      </w:tblPr>
+      <w:tblGrid>
+        <w:gridCol w:w="1272"/>
+        <w:gridCol w:w="1272"/>
+        <w:gridCol w:w="1272"/>
+        <w:gridCol w:w="1272"/>
+        <w:gridCol w:w="1272"/>
+        <w:gridCol w:w="1272"/>
+      </w:tblGrid>
+      <w:tr>
+        <w:tc>
+          <w:tcPr>
+            <w:tcW w:type="dxa" w:w="2592"/>
+          </w:tcPr>
+          <w:p>
+            <w:pPr>
+              <w:spacing w:after="0" w:before="0"/>
+            </w:pPr>
+            <w:r/>
+            <w:r>
+              <w:rPr>
+                <w:rFonts w:ascii="Arial" w:hAnsi="Arial"/>
+                <w:b/>
+                <w:i w:val="0"/>
+                <w:sz w:val="15"/>
+              </w:rPr>
+              <w:t>OVERTIME</w:t>
+            </w:r>
+          </w:p>
+        </w:tc>
+        <w:tc>
+          <w:tcPr>
+            <w:tcW w:type="dxa" w:w="1037"/>
+          </w:tcPr>
+          <w:p>
+            <w:pPr>
+              <w:spacing w:after="0" w:before="0"/>
+              <w:jc w:val="center"/>
+            </w:pPr>
+            <w:r/>
+            <w:r>
+              <w:rPr>
+                <w:rFonts w:ascii="Arial" w:hAnsi="Arial"/>
+                <w:b/>
+                <w:i w:val="0"/>
+                <w:sz w:val="15"/>
+              </w:rPr>
+              <w:t>OT</w:t>
+            </w:r>
+          </w:p>
+        </w:tc>
+        <w:tc>
+          <w:tcPr>
+            <w:tcW w:type="dxa" w:w="1037"/>
+          </w:tcPr>
+          <w:p>
+            <w:pPr>
+              <w:spacing w:after="0" w:before="0"/>
+              <w:jc w:val="center"/>
+            </w:pPr>
+            <w:r/>
+            <w:r>
+              <w:rPr>
+                <w:rFonts w:ascii="Arial" w:hAnsi="Arial"/>
+                <w:b/>
+                <w:i w:val="0"/>
+                <w:sz w:val="15"/>
+              </w:rPr>
+              <w:t>OT &gt; 8</w:t>
+            </w:r>
+          </w:p>
+        </w:tc>
+        <w:tc>
+          <w:tcPr>
+            <w:tcW w:type="dxa" w:w="1037"/>
+          </w:tcPr>
+          <w:p>
+            <w:pPr>
+              <w:spacing w:after="0" w:before="0"/>
+              <w:jc w:val="center"/>
+            </w:pPr>
+            <w:r/>
+            <w:r>
+              <w:rPr>
+                <w:rFonts w:ascii="Arial" w:hAnsi="Arial"/>
+                <w:b/>
+                <w:i w:val="0"/>
+                <w:sz w:val="15"/>
+              </w:rPr>
+              <w:t>ND</w:t>
+            </w:r>
+          </w:p>
+        </w:tc>
+        <w:tc>
+          <w:tcPr>
+            <w:tcW w:type="dxa" w:w="1037"/>
+          </w:tcPr>
+          <w:p>
+            <w:pPr>
+              <w:spacing w:after="0" w:before="0"/>
+              <w:jc w:val="center"/>
+            </w:pPr>
+            <w:r/>
+            <w:r>
+              <w:rPr>
+                <w:rFonts w:ascii="Arial" w:hAnsi="Arial"/>
+                <w:b/>
+                <w:i w:val="0"/>
+                <w:sz w:val="15"/>
+              </w:rPr>
+              <w:t>ND&gt;8</w:t>
+            </w:r>
+          </w:p>
+        </w:tc>
+        <w:tc>
+          <w:tcPr>
+            <w:tcW w:type="dxa" w:w="1037"/>
+          </w:tcPr>
+          <w:p>
+            <w:pPr>
+              <w:spacing w:after="0" w:before="0"/>
+              <w:jc w:val="center"/>
+            </w:pPr>
+            <w:r/>
+            <w:r>
+              <w:rPr>
+                <w:rFonts w:ascii="Arial" w:hAnsi="Arial"/>
+                <w:b/>
+                <w:i w:val="0"/>
+                <w:sz w:val="15"/>
+              </w:rPr>
+              <w:t>TOTAL</w:t>
             </w:r>
           </w:p>
         </w:tc>
@@ -596,46 +1098,923 @@
             <w:tcW w:type="dxa" w:w="2592"/>
           </w:tcPr>
           <w:p>
+            <w:pPr>
+              <w:spacing w:after="0" w:before="0"/>
+            </w:pPr>
             <w:r/>
             <w:r>
               <w:rPr>
                 <w:rFonts w:ascii="Arial" w:hAnsi="Arial"/>
                 <w:b w:val="0"/>
-                <w:sz w:val="18"/>
+                <w:i w:val="0"/>
+                <w:sz w:val="15"/>
               </w:rPr>
-              <w:t>{{#holiday_entries}}{{date}}</w:t>
+              <w:t>REGULAR OT</w:t>
             </w:r>
           </w:p>
         </w:tc>
         <w:tc>
           <w:tcPr>
-            <w:tcW w:type="dxa" w:w="3168"/>
+            <w:tcW w:type="dxa" w:w="1037"/>
           </w:tcPr>
           <w:p>
+            <w:pPr>
+              <w:spacing w:after="0" w:before="0"/>
+              <w:jc w:val="right"/>
+            </w:pPr>
             <w:r/>
             <w:r>
               <w:rPr>
                 <w:rFonts w:ascii="Arial" w:hAnsi="Arial"/>
                 <w:b w:val="0"/>
-                <w:sz w:val="18"/>
+                <w:i w:val="0"/>
+                <w:sz w:val="15"/>
               </w:rPr>
-              <w:t>{{holiday_name}}</w:t>
+              <w:t>{{regular_ot_ot}}</w:t>
             </w:r>
           </w:p>
         </w:tc>
         <w:tc>
           <w:tcPr>
-            <w:tcW w:type="dxa" w:w="2160"/>
+            <w:tcW w:type="dxa" w:w="1037"/>
           </w:tcPr>
           <w:p>
+            <w:pPr>
+              <w:spacing w:after="0" w:before="0"/>
+              <w:jc w:val="right"/>
+            </w:pPr>
             <w:r/>
             <w:r>
               <w:rPr>
                 <w:rFonts w:ascii="Arial" w:hAnsi="Arial"/>
                 <w:b w:val="0"/>
-                <w:sz w:val="18"/>
+                <w:i w:val="0"/>
+                <w:sz w:val="15"/>
               </w:rPr>
-              <w:t>{{rule_applied}}</w:t>
+              <w:t>{{regular_ot_ot8}}</w:t>
+            </w:r>
+          </w:p>
+        </w:tc>
+        <w:tc>
+          <w:tcPr>
+            <w:tcW w:type="dxa" w:w="1037"/>
+          </w:tcPr>
+          <w:p>
+            <w:pPr>
+              <w:spacing w:after="0" w:before="0"/>
+              <w:jc w:val="right"/>
+            </w:pPr>
+            <w:r/>
+            <w:r>
+              <w:rPr>
+                <w:rFonts w:ascii="Arial" w:hAnsi="Arial"/>
+                <w:b w:val="0"/>
+                <w:i w:val="0"/>
+                <w:sz w:val="15"/>
+              </w:rPr>
+              <w:t>{{regular_ot_nd}}</w:t>
+            </w:r>
+          </w:p>
+        </w:tc>
+        <w:tc>
+          <w:tcPr>
+            <w:tcW w:type="dxa" w:w="1037"/>
+          </w:tcPr>
+          <w:p>
+            <w:pPr>
+              <w:spacing w:after="0" w:before="0"/>
+              <w:jc w:val="right"/>
+            </w:pPr>
+            <w:r/>
+            <w:r>
+              <w:rPr>
+                <w:rFonts w:ascii="Arial" w:hAnsi="Arial"/>
+                <w:b w:val="0"/>
+                <w:i w:val="0"/>
+                <w:sz w:val="15"/>
+              </w:rPr>
+              <w:t>{{regular_ot_nd8}}</w:t>
+            </w:r>
+          </w:p>
+        </w:tc>
+        <w:tc>
+          <w:tcPr>
+            <w:tcW w:type="dxa" w:w="1037"/>
+          </w:tcPr>
+          <w:p>
+            <w:pPr>
+              <w:spacing w:after="0" w:before="0"/>
+              <w:jc w:val="right"/>
+            </w:pPr>
+            <w:r/>
+            <w:r>
+              <w:rPr>
+                <w:rFonts w:ascii="Arial" w:hAnsi="Arial"/>
+                <w:b w:val="0"/>
+                <w:i w:val="0"/>
+                <w:sz w:val="15"/>
+              </w:rPr>
+              <w:t>{{regular_ot_total}}</w:t>
+            </w:r>
+          </w:p>
+        </w:tc>
+      </w:tr>
+      <w:tr>
+        <w:tc>
+          <w:tcPr>
+            <w:tcW w:type="dxa" w:w="2592"/>
+          </w:tcPr>
+          <w:p>
+            <w:pPr>
+              <w:spacing w:after="0" w:before="0"/>
+            </w:pPr>
+            <w:r/>
+            <w:r>
+              <w:rPr>
+                <w:rFonts w:ascii="Arial" w:hAnsi="Arial"/>
+                <w:b w:val="0"/>
+                <w:i w:val="0"/>
+                <w:sz w:val="15"/>
+              </w:rPr>
+              <w:t>REGULAR HOL</w:t>
+            </w:r>
+          </w:p>
+        </w:tc>
+        <w:tc>
+          <w:tcPr>
+            <w:tcW w:type="dxa" w:w="1037"/>
+          </w:tcPr>
+          <w:p>
+            <w:pPr>
+              <w:spacing w:after="0" w:before="0"/>
+              <w:jc w:val="right"/>
+            </w:pPr>
+            <w:r/>
+            <w:r>
+              <w:rPr>
+                <w:rFonts w:ascii="Arial" w:hAnsi="Arial"/>
+                <w:b w:val="0"/>
+                <w:i w:val="0"/>
+                <w:sz w:val="15"/>
+              </w:rPr>
+              <w:t>{{regular_hol_ot}}</w:t>
+            </w:r>
+          </w:p>
+        </w:tc>
+        <w:tc>
+          <w:tcPr>
+            <w:tcW w:type="dxa" w:w="1037"/>
+          </w:tcPr>
+          <w:p>
+            <w:pPr>
+              <w:spacing w:after="0" w:before="0"/>
+              <w:jc w:val="right"/>
+            </w:pPr>
+            <w:r/>
+            <w:r>
+              <w:rPr>
+                <w:rFonts w:ascii="Arial" w:hAnsi="Arial"/>
+                <w:b w:val="0"/>
+                <w:i w:val="0"/>
+                <w:sz w:val="15"/>
+              </w:rPr>
+              <w:t>{{regular_hol_ot8}}</w:t>
+            </w:r>
+          </w:p>
+        </w:tc>
+        <w:tc>
+          <w:tcPr>
+            <w:tcW w:type="dxa" w:w="1037"/>
+          </w:tcPr>
+          <w:p>
+            <w:pPr>
+              <w:spacing w:after="0" w:before="0"/>
+              <w:jc w:val="right"/>
+            </w:pPr>
+            <w:r/>
+            <w:r>
+              <w:rPr>
+                <w:rFonts w:ascii="Arial" w:hAnsi="Arial"/>
+                <w:b w:val="0"/>
+                <w:i w:val="0"/>
+                <w:sz w:val="15"/>
+              </w:rPr>
+              <w:t>{{regular_hol_nd}}</w:t>
+            </w:r>
+          </w:p>
+        </w:tc>
+        <w:tc>
+          <w:tcPr>
+            <w:tcW w:type="dxa" w:w="1037"/>
+          </w:tcPr>
+          <w:p>
+            <w:pPr>
+              <w:spacing w:after="0" w:before="0"/>
+              <w:jc w:val="right"/>
+            </w:pPr>
+            <w:r/>
+            <w:r>
+              <w:rPr>
+                <w:rFonts w:ascii="Arial" w:hAnsi="Arial"/>
+                <w:b w:val="0"/>
+                <w:i w:val="0"/>
+                <w:sz w:val="15"/>
+              </w:rPr>
+              <w:t>{{regular_hol_nd8}}</w:t>
+            </w:r>
+          </w:p>
+        </w:tc>
+        <w:tc>
+          <w:tcPr>
+            <w:tcW w:type="dxa" w:w="1037"/>
+          </w:tcPr>
+          <w:p>
+            <w:pPr>
+              <w:spacing w:after="0" w:before="0"/>
+              <w:jc w:val="right"/>
+            </w:pPr>
+            <w:r/>
+            <w:r>
+              <w:rPr>
+                <w:rFonts w:ascii="Arial" w:hAnsi="Arial"/>
+                <w:b w:val="0"/>
+                <w:i w:val="0"/>
+                <w:sz w:val="15"/>
+              </w:rPr>
+              <w:t>{{regular_hol_total}}</w:t>
+            </w:r>
+          </w:p>
+        </w:tc>
+      </w:tr>
+      <w:tr>
+        <w:tc>
+          <w:tcPr>
+            <w:tcW w:type="dxa" w:w="2592"/>
+          </w:tcPr>
+          <w:p>
+            <w:pPr>
+              <w:spacing w:after="0" w:before="0"/>
+            </w:pPr>
+            <w:r/>
+            <w:r>
+              <w:rPr>
+                <w:rFonts w:ascii="Arial" w:hAnsi="Arial"/>
+                <w:b w:val="0"/>
+                <w:i w:val="0"/>
+                <w:sz w:val="15"/>
+              </w:rPr>
+              <w:t>SPECIAL HOL</w:t>
+            </w:r>
+          </w:p>
+        </w:tc>
+        <w:tc>
+          <w:tcPr>
+            <w:tcW w:type="dxa" w:w="1037"/>
+          </w:tcPr>
+          <w:p>
+            <w:pPr>
+              <w:spacing w:after="0" w:before="0"/>
+              <w:jc w:val="right"/>
+            </w:pPr>
+            <w:r/>
+            <w:r>
+              <w:rPr>
+                <w:rFonts w:ascii="Arial" w:hAnsi="Arial"/>
+                <w:b w:val="0"/>
+                <w:i w:val="0"/>
+                <w:sz w:val="15"/>
+              </w:rPr>
+              <w:t>{{special_hol_ot}}</w:t>
+            </w:r>
+          </w:p>
+        </w:tc>
+        <w:tc>
+          <w:tcPr>
+            <w:tcW w:type="dxa" w:w="1037"/>
+          </w:tcPr>
+          <w:p>
+            <w:pPr>
+              <w:spacing w:after="0" w:before="0"/>
+              <w:jc w:val="right"/>
+            </w:pPr>
+            <w:r/>
+            <w:r>
+              <w:rPr>
+                <w:rFonts w:ascii="Arial" w:hAnsi="Arial"/>
+                <w:b w:val="0"/>
+                <w:i w:val="0"/>
+                <w:sz w:val="15"/>
+              </w:rPr>
+              <w:t>{{special_hol_ot8}}</w:t>
+            </w:r>
+          </w:p>
+        </w:tc>
+        <w:tc>
+          <w:tcPr>
+            <w:tcW w:type="dxa" w:w="1037"/>
+          </w:tcPr>
+          <w:p>
+            <w:pPr>
+              <w:spacing w:after="0" w:before="0"/>
+              <w:jc w:val="right"/>
+            </w:pPr>
+            <w:r/>
+            <w:r>
+              <w:rPr>
+                <w:rFonts w:ascii="Arial" w:hAnsi="Arial"/>
+                <w:b w:val="0"/>
+                <w:i w:val="0"/>
+                <w:sz w:val="15"/>
+              </w:rPr>
+              <w:t>{{special_hol_nd}}</w:t>
+            </w:r>
+          </w:p>
+        </w:tc>
+        <w:tc>
+          <w:tcPr>
+            <w:tcW w:type="dxa" w:w="1037"/>
+          </w:tcPr>
+          <w:p>
+            <w:pPr>
+              <w:spacing w:after="0" w:before="0"/>
+              <w:jc w:val="right"/>
+            </w:pPr>
+            <w:r/>
+            <w:r>
+              <w:rPr>
+                <w:rFonts w:ascii="Arial" w:hAnsi="Arial"/>
+                <w:b w:val="0"/>
+                <w:i w:val="0"/>
+                <w:sz w:val="15"/>
+              </w:rPr>
+              <w:t>{{special_hol_nd8}}</w:t>
+            </w:r>
+          </w:p>
+        </w:tc>
+        <w:tc>
+          <w:tcPr>
+            <w:tcW w:type="dxa" w:w="1037"/>
+          </w:tcPr>
+          <w:p>
+            <w:pPr>
+              <w:spacing w:after="0" w:before="0"/>
+              <w:jc w:val="right"/>
+            </w:pPr>
+            <w:r/>
+            <w:r>
+              <w:rPr>
+                <w:rFonts w:ascii="Arial" w:hAnsi="Arial"/>
+                <w:b w:val="0"/>
+                <w:i w:val="0"/>
+                <w:sz w:val="15"/>
+              </w:rPr>
+              <w:t>{{special_hol_total}}</w:t>
+            </w:r>
+          </w:p>
+        </w:tc>
+      </w:tr>
+      <w:tr>
+        <w:tc>
+          <w:tcPr>
+            <w:tcW w:type="dxa" w:w="2592"/>
+          </w:tcPr>
+          <w:p>
+            <w:pPr>
+              <w:spacing w:after="0" w:before="0"/>
+            </w:pPr>
+            <w:r/>
+            <w:r>
+              <w:rPr>
+                <w:rFonts w:ascii="Arial" w:hAnsi="Arial"/>
+                <w:b w:val="0"/>
+                <w:i w:val="0"/>
+                <w:sz w:val="15"/>
+              </w:rPr>
+              <w:t>DAY OFF</w:t>
+            </w:r>
+          </w:p>
+        </w:tc>
+        <w:tc>
+          <w:tcPr>
+            <w:tcW w:type="dxa" w:w="1037"/>
+          </w:tcPr>
+          <w:p>
+            <w:pPr>
+              <w:spacing w:after="0" w:before="0"/>
+              <w:jc w:val="right"/>
+            </w:pPr>
+            <w:r/>
+            <w:r>
+              <w:rPr>
+                <w:rFonts w:ascii="Arial" w:hAnsi="Arial"/>
+                <w:b w:val="0"/>
+                <w:i w:val="0"/>
+                <w:sz w:val="15"/>
+              </w:rPr>
+              <w:t>{{day_off_ot}}</w:t>
+            </w:r>
+          </w:p>
+        </w:tc>
+        <w:tc>
+          <w:tcPr>
+            <w:tcW w:type="dxa" w:w="1037"/>
+          </w:tcPr>
+          <w:p>
+            <w:pPr>
+              <w:spacing w:after="0" w:before="0"/>
+              <w:jc w:val="right"/>
+            </w:pPr>
+            <w:r/>
+            <w:r>
+              <w:rPr>
+                <w:rFonts w:ascii="Arial" w:hAnsi="Arial"/>
+                <w:b w:val="0"/>
+                <w:i w:val="0"/>
+                <w:sz w:val="15"/>
+              </w:rPr>
+              <w:t>{{day_off_ot8}}</w:t>
+            </w:r>
+          </w:p>
+        </w:tc>
+        <w:tc>
+          <w:tcPr>
+            <w:tcW w:type="dxa" w:w="1037"/>
+          </w:tcPr>
+          <w:p>
+            <w:pPr>
+              <w:spacing w:after="0" w:before="0"/>
+              <w:jc w:val="right"/>
+            </w:pPr>
+            <w:r/>
+            <w:r>
+              <w:rPr>
+                <w:rFonts w:ascii="Arial" w:hAnsi="Arial"/>
+                <w:b w:val="0"/>
+                <w:i w:val="0"/>
+                <w:sz w:val="15"/>
+              </w:rPr>
+              <w:t>{{day_off_nd}}</w:t>
+            </w:r>
+          </w:p>
+        </w:tc>
+        <w:tc>
+          <w:tcPr>
+            <w:tcW w:type="dxa" w:w="1037"/>
+          </w:tcPr>
+          <w:p>
+            <w:pPr>
+              <w:spacing w:after="0" w:before="0"/>
+              <w:jc w:val="right"/>
+            </w:pPr>
+            <w:r/>
+            <w:r>
+              <w:rPr>
+                <w:rFonts w:ascii="Arial" w:hAnsi="Arial"/>
+                <w:b w:val="0"/>
+                <w:i w:val="0"/>
+                <w:sz w:val="15"/>
+              </w:rPr>
+              <w:t>{{day_off_nd8}}</w:t>
+            </w:r>
+          </w:p>
+        </w:tc>
+        <w:tc>
+          <w:tcPr>
+            <w:tcW w:type="dxa" w:w="1037"/>
+          </w:tcPr>
+          <w:p>
+            <w:pPr>
+              <w:spacing w:after="0" w:before="0"/>
+              <w:jc w:val="right"/>
+            </w:pPr>
+            <w:r/>
+            <w:r>
+              <w:rPr>
+                <w:rFonts w:ascii="Arial" w:hAnsi="Arial"/>
+                <w:b w:val="0"/>
+                <w:i w:val="0"/>
+                <w:sz w:val="15"/>
+              </w:rPr>
+              <w:t>{{day_off_total}}</w:t>
+            </w:r>
+          </w:p>
+        </w:tc>
+      </w:tr>
+      <w:tr>
+        <w:tc>
+          <w:tcPr>
+            <w:tcW w:type="dxa" w:w="2592"/>
+          </w:tcPr>
+          <w:p>
+            <w:pPr>
+              <w:spacing w:after="0" w:before="0"/>
+            </w:pPr>
+            <w:r/>
+            <w:r>
+              <w:rPr>
+                <w:rFonts w:ascii="Arial" w:hAnsi="Arial"/>
+                <w:b w:val="0"/>
+                <w:i w:val="0"/>
+                <w:sz w:val="15"/>
+              </w:rPr>
+              <w:t>DO/REG. HOL.</w:t>
+            </w:r>
+          </w:p>
+        </w:tc>
+        <w:tc>
+          <w:tcPr>
+            <w:tcW w:type="dxa" w:w="1037"/>
+          </w:tcPr>
+          <w:p>
+            <w:pPr>
+              <w:spacing w:after="0" w:before="0"/>
+              <w:jc w:val="right"/>
+            </w:pPr>
+            <w:r/>
+            <w:r>
+              <w:rPr>
+                <w:rFonts w:ascii="Arial" w:hAnsi="Arial"/>
+                <w:b w:val="0"/>
+                <w:i w:val="0"/>
+                <w:sz w:val="15"/>
+              </w:rPr>
+              <w:t>{{do_reg_hol_ot}}</w:t>
+            </w:r>
+          </w:p>
+        </w:tc>
+        <w:tc>
+          <w:tcPr>
+            <w:tcW w:type="dxa" w:w="1037"/>
+          </w:tcPr>
+          <w:p>
+            <w:pPr>
+              <w:spacing w:after="0" w:before="0"/>
+              <w:jc w:val="right"/>
+            </w:pPr>
+            <w:r/>
+            <w:r>
+              <w:rPr>
+                <w:rFonts w:ascii="Arial" w:hAnsi="Arial"/>
+                <w:b w:val="0"/>
+                <w:i w:val="0"/>
+                <w:sz w:val="15"/>
+              </w:rPr>
+              <w:t>{{do_reg_hol_ot8}}</w:t>
+            </w:r>
+          </w:p>
+        </w:tc>
+        <w:tc>
+          <w:tcPr>
+            <w:tcW w:type="dxa" w:w="1037"/>
+          </w:tcPr>
+          <w:p>
+            <w:pPr>
+              <w:spacing w:after="0" w:before="0"/>
+              <w:jc w:val="right"/>
+            </w:pPr>
+            <w:r/>
+            <w:r>
+              <w:rPr>
+                <w:rFonts w:ascii="Arial" w:hAnsi="Arial"/>
+                <w:b w:val="0"/>
+                <w:i w:val="0"/>
+                <w:sz w:val="15"/>
+              </w:rPr>
+              <w:t>{{do_reg_hol_nd}}</w:t>
+            </w:r>
+          </w:p>
+        </w:tc>
+        <w:tc>
+          <w:tcPr>
+            <w:tcW w:type="dxa" w:w="1037"/>
+          </w:tcPr>
+          <w:p>
+            <w:pPr>
+              <w:spacing w:after="0" w:before="0"/>
+              <w:jc w:val="right"/>
+            </w:pPr>
+            <w:r/>
+            <w:r>
+              <w:rPr>
+                <w:rFonts w:ascii="Arial" w:hAnsi="Arial"/>
+                <w:b w:val="0"/>
+                <w:i w:val="0"/>
+                <w:sz w:val="15"/>
+              </w:rPr>
+              <w:t>{{do_reg_hol_nd8}}</w:t>
+            </w:r>
+          </w:p>
+        </w:tc>
+        <w:tc>
+          <w:tcPr>
+            <w:tcW w:type="dxa" w:w="1037"/>
+          </w:tcPr>
+          <w:p>
+            <w:pPr>
+              <w:spacing w:after="0" w:before="0"/>
+              <w:jc w:val="right"/>
+            </w:pPr>
+            <w:r/>
+            <w:r>
+              <w:rPr>
+                <w:rFonts w:ascii="Arial" w:hAnsi="Arial"/>
+                <w:b w:val="0"/>
+                <w:i w:val="0"/>
+                <w:sz w:val="15"/>
+              </w:rPr>
+              <w:t>{{do_reg_hol_total}}</w:t>
+            </w:r>
+          </w:p>
+        </w:tc>
+      </w:tr>
+      <w:tr>
+        <w:tc>
+          <w:tcPr>
+            <w:tcW w:type="dxa" w:w="2592"/>
+          </w:tcPr>
+          <w:p>
+            <w:pPr>
+              <w:spacing w:after="0" w:before="0"/>
+            </w:pPr>
+            <w:r/>
+            <w:r>
+              <w:rPr>
+                <w:rFonts w:ascii="Arial" w:hAnsi="Arial"/>
+                <w:b w:val="0"/>
+                <w:i w:val="0"/>
+                <w:sz w:val="15"/>
+              </w:rPr>
+              <w:t>DO/SPC. HOL.</w:t>
+            </w:r>
+          </w:p>
+        </w:tc>
+        <w:tc>
+          <w:tcPr>
+            <w:tcW w:type="dxa" w:w="1037"/>
+          </w:tcPr>
+          <w:p>
+            <w:pPr>
+              <w:spacing w:after="0" w:before="0"/>
+              <w:jc w:val="right"/>
+            </w:pPr>
+            <w:r/>
+            <w:r>
+              <w:rPr>
+                <w:rFonts w:ascii="Arial" w:hAnsi="Arial"/>
+                <w:b w:val="0"/>
+                <w:i w:val="0"/>
+                <w:sz w:val="15"/>
+              </w:rPr>
+              <w:t>{{do_spc_hol_ot}}</w:t>
+            </w:r>
+          </w:p>
+        </w:tc>
+        <w:tc>
+          <w:tcPr>
+            <w:tcW w:type="dxa" w:w="1037"/>
+          </w:tcPr>
+          <w:p>
+            <w:pPr>
+              <w:spacing w:after="0" w:before="0"/>
+              <w:jc w:val="right"/>
+            </w:pPr>
+            <w:r/>
+            <w:r>
+              <w:rPr>
+                <w:rFonts w:ascii="Arial" w:hAnsi="Arial"/>
+                <w:b w:val="0"/>
+                <w:i w:val="0"/>
+                <w:sz w:val="15"/>
+              </w:rPr>
+              <w:t>{{do_spc_hol_ot8}}</w:t>
+            </w:r>
+          </w:p>
+        </w:tc>
+        <w:tc>
+          <w:tcPr>
+            <w:tcW w:type="dxa" w:w="1037"/>
+          </w:tcPr>
+          <w:p>
+            <w:pPr>
+              <w:spacing w:after="0" w:before="0"/>
+              <w:jc w:val="right"/>
+            </w:pPr>
+            <w:r/>
+            <w:r>
+              <w:rPr>
+                <w:rFonts w:ascii="Arial" w:hAnsi="Arial"/>
+                <w:b w:val="0"/>
+                <w:i w:val="0"/>
+                <w:sz w:val="15"/>
+              </w:rPr>
+              <w:t>{{do_spc_hol_nd}}</w:t>
+            </w:r>
+          </w:p>
+        </w:tc>
+        <w:tc>
+          <w:tcPr>
+            <w:tcW w:type="dxa" w:w="1037"/>
+          </w:tcPr>
+          <w:p>
+            <w:pPr>
+              <w:spacing w:after="0" w:before="0"/>
+              <w:jc w:val="right"/>
+            </w:pPr>
+            <w:r/>
+            <w:r>
+              <w:rPr>
+                <w:rFonts w:ascii="Arial" w:hAnsi="Arial"/>
+                <w:b w:val="0"/>
+                <w:i w:val="0"/>
+                <w:sz w:val="15"/>
+              </w:rPr>
+              <w:t>{{do_spc_hol_nd8}}</w:t>
+            </w:r>
+          </w:p>
+        </w:tc>
+        <w:tc>
+          <w:tcPr>
+            <w:tcW w:type="dxa" w:w="1037"/>
+          </w:tcPr>
+          <w:p>
+            <w:pPr>
+              <w:spacing w:after="0" w:before="0"/>
+              <w:jc w:val="right"/>
+            </w:pPr>
+            <w:r/>
+            <w:r>
+              <w:rPr>
+                <w:rFonts w:ascii="Arial" w:hAnsi="Arial"/>
+                <w:b w:val="0"/>
+                <w:i w:val="0"/>
+                <w:sz w:val="15"/>
+              </w:rPr>
+              <w:t>{{do_spc_hol_total}}</w:t>
+            </w:r>
+          </w:p>
+        </w:tc>
+      </w:tr>
+      <w:tr>
+        <w:tc>
+          <w:tcPr>
+            <w:tcW w:type="dxa" w:w="2592"/>
+          </w:tcPr>
+          <w:p>
+            <w:pPr>
+              <w:spacing w:after="0" w:before="0"/>
+            </w:pPr>
+            <w:r/>
+            <w:r>
+              <w:rPr>
+                <w:rFonts w:ascii="Arial" w:hAnsi="Arial"/>
+                <w:b/>
+                <w:i w:val="0"/>
+                <w:sz w:val="15"/>
+              </w:rPr>
+              <w:t>TOTAL OT</w:t>
+            </w:r>
+          </w:p>
+        </w:tc>
+        <w:tc>
+          <w:tcPr>
+            <w:tcW w:type="dxa" w:w="1037"/>
+          </w:tcPr>
+          <w:p>
+            <w:pPr>
+              <w:spacing w:after="0" w:before="0"/>
+              <w:jc w:val="right"/>
+            </w:pPr>
+            <w:r/>
+            <w:r>
+              <w:rPr>
+                <w:rFonts w:ascii="Arial" w:hAnsi="Arial"/>
+                <w:b/>
+                <w:i w:val="0"/>
+                <w:sz w:val="15"/>
+              </w:rPr>
+              <w:t>{{total_ot_ot}}</w:t>
+            </w:r>
+          </w:p>
+        </w:tc>
+        <w:tc>
+          <w:tcPr>
+            <w:tcW w:type="dxa" w:w="1037"/>
+          </w:tcPr>
+          <w:p>
+            <w:pPr>
+              <w:spacing w:after="0" w:before="0"/>
+              <w:jc w:val="right"/>
+            </w:pPr>
+            <w:r/>
+            <w:r>
+              <w:rPr>
+                <w:rFonts w:ascii="Arial" w:hAnsi="Arial"/>
+                <w:b/>
+                <w:i w:val="0"/>
+                <w:sz w:val="15"/>
+              </w:rPr>
+              <w:t>{{total_ot_ot8}}</w:t>
+            </w:r>
+          </w:p>
+        </w:tc>
+        <w:tc>
+          <w:tcPr>
+            <w:tcW w:type="dxa" w:w="1037"/>
+          </w:tcPr>
+          <w:p>
+            <w:pPr>
+              <w:spacing w:after="0" w:before="0"/>
+              <w:jc w:val="right"/>
+            </w:pPr>
+            <w:r/>
+            <w:r>
+              <w:rPr>
+                <w:rFonts w:ascii="Arial" w:hAnsi="Arial"/>
+                <w:b/>
+                <w:i w:val="0"/>
+                <w:sz w:val="15"/>
+              </w:rPr>
+              <w:t>{{total_ot_nd}}</w:t>
+            </w:r>
+          </w:p>
+        </w:tc>
+        <w:tc>
+          <w:tcPr>
+            <w:tcW w:type="dxa" w:w="1037"/>
+          </w:tcPr>
+          <w:p>
+            <w:pPr>
+              <w:spacing w:after="0" w:before="0"/>
+              <w:jc w:val="right"/>
+            </w:pPr>
+            <w:r/>
+            <w:r>
+              <w:rPr>
+                <w:rFonts w:ascii="Arial" w:hAnsi="Arial"/>
+                <w:b/>
+                <w:i w:val="0"/>
+                <w:sz w:val="15"/>
+              </w:rPr>
+              <w:t>{{total_ot_nd8}}</w:t>
+            </w:r>
+          </w:p>
+        </w:tc>
+        <w:tc>
+          <w:tcPr>
+            <w:tcW w:type="dxa" w:w="1037"/>
+          </w:tcPr>
+          <w:p>
+            <w:pPr>
+              <w:spacing w:after="0" w:before="0"/>
+              <w:jc w:val="right"/>
+            </w:pPr>
+            <w:r/>
+            <w:r>
+              <w:rPr>
+                <w:rFonts w:ascii="Arial" w:hAnsi="Arial"/>
+                <w:b/>
+                <w:i w:val="0"/>
+                <w:sz w:val="15"/>
+              </w:rPr>
+              <w:t>{{total_ot_total}}</w:t>
+            </w:r>
+          </w:p>
+        </w:tc>
+      </w:tr>
+    </w:tbl>
+    <w:p>
+      <w:pPr>
+        <w:spacing w:after="0"/>
+      </w:pPr>
+    </w:p>
+    <w:tbl>
+      <w:tblPr>
+        <w:tblW w:type="auto" w:w="0"/>
+        <w:tblLayout w:type="fixed"/>
+        <w:tblLook w:firstColumn="1" w:firstRow="1" w:lastColumn="0" w:lastRow="0" w:noHBand="0" w:noVBand="1" w:val="04A0"/>
+      </w:tblPr>
+      <w:tblGrid>
+        <w:gridCol w:w="3816"/>
+        <w:gridCol w:w="3816"/>
+      </w:tblGrid>
+      <w:tr>
+        <w:tc>
+          <w:tcPr>
+            <w:tcW w:type="dxa" w:w="5616"/>
+          </w:tcPr>
+          <w:p>
+            <w:pPr>
+              <w:spacing w:after="0" w:before="0"/>
+            </w:pPr>
+            <w:r/>
+            <w:r>
+              <w:rPr>
+                <w:rFonts w:ascii="Arial" w:hAnsi="Arial"/>
+                <w:b/>
+                <w:i w:val="0"/>
+                <w:sz w:val="16"/>
+              </w:rPr>
+              <w:t>TAXABLE INCOME</w:t>
             </w:r>
           </w:p>
         </w:tc>
@@ -645,6 +2024,170 @@
           </w:tcPr>
           <w:p>
             <w:pPr>
+              <w:spacing w:after="0" w:before="0"/>
+              <w:jc w:val="right"/>
+            </w:pPr>
+            <w:r/>
+            <w:r>
+              <w:rPr>
+                <w:rFonts w:ascii="Arial" w:hAnsi="Arial"/>
+                <w:b/>
+                <w:i w:val="0"/>
+                <w:sz w:val="16"/>
+              </w:rPr>
+              <w:t>{{taxable_income}}</w:t>
+            </w:r>
+          </w:p>
+        </w:tc>
+      </w:tr>
+    </w:tbl>
+    <w:tbl>
+      <w:tblPr>
+        <w:tblStyle w:val="TableGrid"/>
+        <w:tblW w:type="auto" w:w="0"/>
+        <w:tblLayout w:type="fixed"/>
+        <w:tblLook w:firstColumn="1" w:firstRow="1" w:lastColumn="0" w:lastRow="0" w:noHBand="0" w:noVBand="1" w:val="04A0"/>
+      </w:tblPr>
+      <w:tblGrid>
+        <w:gridCol w:w="1908"/>
+        <w:gridCol w:w="1908"/>
+        <w:gridCol w:w="1908"/>
+        <w:gridCol w:w="1908"/>
+      </w:tblGrid>
+      <w:tr>
+        <w:tc>
+          <w:tcPr>
+            <w:tcW w:type="dxa" w:w="2880"/>
+          </w:tcPr>
+          <w:p>
+            <w:pPr>
+              <w:spacing w:after="0" w:before="0"/>
+            </w:pPr>
+            <w:r/>
+            <w:r>
+              <w:rPr>
+                <w:rFonts w:ascii="Arial" w:hAnsi="Arial"/>
+                <w:b/>
+                <w:i w:val="0"/>
+                <w:sz w:val="16"/>
+              </w:rPr>
+              <w:t>DEDUCTIONS</w:t>
+            </w:r>
+          </w:p>
+        </w:tc>
+        <w:tc>
+          <w:tcPr>
+            <w:tcW w:type="dxa" w:w="1584"/>
+          </w:tcPr>
+          <w:p>
+            <w:pPr>
+              <w:spacing w:after="0" w:before="0"/>
+              <w:jc w:val="center"/>
+            </w:pPr>
+            <w:r/>
+            <w:r>
+              <w:rPr>
+                <w:rFonts w:ascii="Arial" w:hAnsi="Arial"/>
+                <w:b/>
+                <w:i w:val="0"/>
+                <w:sz w:val="16"/>
+              </w:rPr>
+              <w:t>DAY/HR</w:t>
+            </w:r>
+          </w:p>
+        </w:tc>
+        <w:tc>
+          <w:tcPr>
+            <w:tcW w:type="dxa" w:w="1656"/>
+          </w:tcPr>
+          <w:p>
+            <w:pPr>
+              <w:spacing w:after="0" w:before="0"/>
+              <w:jc w:val="right"/>
+            </w:pPr>
+            <w:r/>
+            <w:r>
+              <w:rPr>
+                <w:rFonts w:ascii="Arial" w:hAnsi="Arial"/>
+                <w:b/>
+                <w:i w:val="0"/>
+                <w:sz w:val="16"/>
+              </w:rPr>
+              <w:t>AMOUNT</w:t>
+            </w:r>
+          </w:p>
+        </w:tc>
+        <w:tc>
+          <w:tcPr>
+            <w:tcW w:type="dxa" w:w="1656"/>
+          </w:tcPr>
+          <w:p>
+            <w:pPr>
+              <w:spacing w:after="0" w:before="0"/>
+              <w:jc w:val="right"/>
+            </w:pPr>
+            <w:r/>
+            <w:r>
+              <w:rPr>
+                <w:rFonts w:ascii="Arial" w:hAnsi="Arial"/>
+                <w:b/>
+                <w:i w:val="0"/>
+                <w:sz w:val="16"/>
+              </w:rPr>
+              <w:t>YTD</w:t>
+            </w:r>
+          </w:p>
+        </w:tc>
+      </w:tr>
+      <w:tr>
+        <w:tc>
+          <w:tcPr>
+            <w:tcW w:type="dxa" w:w="2880"/>
+          </w:tcPr>
+          <w:p>
+            <w:pPr>
+              <w:spacing w:after="0" w:before="0"/>
+            </w:pPr>
+            <w:r/>
+            <w:r>
+              <w:rPr>
+                <w:rFonts w:ascii="Arial" w:hAnsi="Arial"/>
+                <w:b w:val="0"/>
+                <w:i w:val="0"/>
+                <w:sz w:val="15"/>
+              </w:rPr>
+              <w:t>SSS</w:t>
+            </w:r>
+          </w:p>
+        </w:tc>
+        <w:tc>
+          <w:tcPr>
+            <w:tcW w:type="dxa" w:w="1584"/>
+          </w:tcPr>
+          <w:p>
+            <w:pPr>
+              <w:spacing w:after="0" w:before="0"/>
+              <w:jc w:val="center"/>
+            </w:pPr>
+            <w:r/>
+            <w:r>
+              <w:rPr>
+                <w:rFonts w:ascii="Arial" w:hAnsi="Arial"/>
+                <w:b w:val="0"/>
+                <w:i w:val="0"/>
+                <w:sz w:val="15"/>
+              </w:rPr>
+              <w:t>{{sss_dayhr}}</w:t>
+            </w:r>
+          </w:p>
+        </w:tc>
+        <w:tc>
+          <w:tcPr>
+            <w:tcW w:type="dxa" w:w="1656"/>
+          </w:tcPr>
+          <w:p>
+            <w:pPr>
+              <w:spacing w:after="0" w:before="0"/>
               <w:jc w:val="right"/>
             </w:pPr>
             <w:r/>
@@ -652,9 +2195,626 @@
               <w:rPr>
                 <w:rFonts w:ascii="Arial" w:hAnsi="Arial"/>
                 <w:b w:val="0"/>
-                <w:sz w:val="18"/>
+                <w:i w:val="0"/>
+                <w:sz w:val="15"/>
               </w:rPr>
-              <w:t>{{amount}}{{/holiday_entries}}</w:t>
+              <w:t>{{sss_amount}}</w:t>
+            </w:r>
+          </w:p>
+        </w:tc>
+        <w:tc>
+          <w:tcPr>
+            <w:tcW w:type="dxa" w:w="1656"/>
+          </w:tcPr>
+          <w:p>
+            <w:pPr>
+              <w:spacing w:after="0" w:before="0"/>
+              <w:jc w:val="right"/>
+            </w:pPr>
+            <w:r/>
+            <w:r>
+              <w:rPr>
+                <w:rFonts w:ascii="Arial" w:hAnsi="Arial"/>
+                <w:b w:val="0"/>
+                <w:i w:val="0"/>
+                <w:sz w:val="15"/>
+              </w:rPr>
+              <w:t>{{sss_ytd}}</w:t>
+            </w:r>
+          </w:p>
+        </w:tc>
+      </w:tr>
+      <w:tr>
+        <w:tc>
+          <w:tcPr>
+            <w:tcW w:type="dxa" w:w="2880"/>
+          </w:tcPr>
+          <w:p>
+            <w:pPr>
+              <w:spacing w:after="0" w:before="0"/>
+            </w:pPr>
+            <w:r/>
+            <w:r>
+              <w:rPr>
+                <w:rFonts w:ascii="Arial" w:hAnsi="Arial"/>
+                <w:b w:val="0"/>
+                <w:i w:val="0"/>
+                <w:sz w:val="15"/>
+              </w:rPr>
+              <w:t>SSS MPF</w:t>
+            </w:r>
+          </w:p>
+        </w:tc>
+        <w:tc>
+          <w:tcPr>
+            <w:tcW w:type="dxa" w:w="1584"/>
+          </w:tcPr>
+          <w:p>
+            <w:pPr>
+              <w:spacing w:after="0" w:before="0"/>
+              <w:jc w:val="center"/>
+            </w:pPr>
+            <w:r/>
+            <w:r>
+              <w:rPr>
+                <w:rFonts w:ascii="Arial" w:hAnsi="Arial"/>
+                <w:b w:val="0"/>
+                <w:i w:val="0"/>
+                <w:sz w:val="15"/>
+              </w:rPr>
+              <w:t>{{sss_mpf_dayhr}}</w:t>
+            </w:r>
+          </w:p>
+        </w:tc>
+        <w:tc>
+          <w:tcPr>
+            <w:tcW w:type="dxa" w:w="1656"/>
+          </w:tcPr>
+          <w:p>
+            <w:pPr>
+              <w:spacing w:after="0" w:before="0"/>
+              <w:jc w:val="right"/>
+            </w:pPr>
+            <w:r/>
+            <w:r>
+              <w:rPr>
+                <w:rFonts w:ascii="Arial" w:hAnsi="Arial"/>
+                <w:b w:val="0"/>
+                <w:i w:val="0"/>
+                <w:sz w:val="15"/>
+              </w:rPr>
+              <w:t>{{sss_mpf_amount}}</w:t>
+            </w:r>
+          </w:p>
+        </w:tc>
+        <w:tc>
+          <w:tcPr>
+            <w:tcW w:type="dxa" w:w="1656"/>
+          </w:tcPr>
+          <w:p>
+            <w:pPr>
+              <w:spacing w:after="0" w:before="0"/>
+              <w:jc w:val="right"/>
+            </w:pPr>
+            <w:r/>
+            <w:r>
+              <w:rPr>
+                <w:rFonts w:ascii="Arial" w:hAnsi="Arial"/>
+                <w:b w:val="0"/>
+                <w:i w:val="0"/>
+                <w:sz w:val="15"/>
+              </w:rPr>
+              <w:t>{{sss_mpf_ytd}}</w:t>
+            </w:r>
+          </w:p>
+        </w:tc>
+      </w:tr>
+      <w:tr>
+        <w:tc>
+          <w:tcPr>
+            <w:tcW w:type="dxa" w:w="2880"/>
+          </w:tcPr>
+          <w:p>
+            <w:pPr>
+              <w:spacing w:after="0" w:before="0"/>
+            </w:pPr>
+            <w:r/>
+            <w:r>
+              <w:rPr>
+                <w:rFonts w:ascii="Arial" w:hAnsi="Arial"/>
+                <w:b w:val="0"/>
+                <w:i w:val="0"/>
+                <w:sz w:val="15"/>
+              </w:rPr>
+              <w:t>PHILHEALTH</w:t>
+            </w:r>
+          </w:p>
+        </w:tc>
+        <w:tc>
+          <w:tcPr>
+            <w:tcW w:type="dxa" w:w="1584"/>
+          </w:tcPr>
+          <w:p>
+            <w:pPr>
+              <w:spacing w:after="0" w:before="0"/>
+              <w:jc w:val="center"/>
+            </w:pPr>
+            <w:r/>
+            <w:r>
+              <w:rPr>
+                <w:rFonts w:ascii="Arial" w:hAnsi="Arial"/>
+                <w:b w:val="0"/>
+                <w:i w:val="0"/>
+                <w:sz w:val="15"/>
+              </w:rPr>
+              <w:t>{{philhealth_dayhr}}</w:t>
+            </w:r>
+          </w:p>
+        </w:tc>
+        <w:tc>
+          <w:tcPr>
+            <w:tcW w:type="dxa" w:w="1656"/>
+          </w:tcPr>
+          <w:p>
+            <w:pPr>
+              <w:spacing w:after="0" w:before="0"/>
+              <w:jc w:val="right"/>
+            </w:pPr>
+            <w:r/>
+            <w:r>
+              <w:rPr>
+                <w:rFonts w:ascii="Arial" w:hAnsi="Arial"/>
+                <w:b w:val="0"/>
+                <w:i w:val="0"/>
+                <w:sz w:val="15"/>
+              </w:rPr>
+              <w:t>{{philhealth_amount}}</w:t>
+            </w:r>
+          </w:p>
+        </w:tc>
+        <w:tc>
+          <w:tcPr>
+            <w:tcW w:type="dxa" w:w="1656"/>
+          </w:tcPr>
+          <w:p>
+            <w:pPr>
+              <w:spacing w:after="0" w:before="0"/>
+              <w:jc w:val="right"/>
+            </w:pPr>
+            <w:r/>
+            <w:r>
+              <w:rPr>
+                <w:rFonts w:ascii="Arial" w:hAnsi="Arial"/>
+                <w:b w:val="0"/>
+                <w:i w:val="0"/>
+                <w:sz w:val="15"/>
+              </w:rPr>
+              <w:t>{{philhealth_ytd}}</w:t>
+            </w:r>
+          </w:p>
+        </w:tc>
+      </w:tr>
+      <w:tr>
+        <w:tc>
+          <w:tcPr>
+            <w:tcW w:type="dxa" w:w="2880"/>
+          </w:tcPr>
+          <w:p>
+            <w:pPr>
+              <w:spacing w:after="0" w:before="0"/>
+            </w:pPr>
+            <w:r/>
+            <w:r>
+              <w:rPr>
+                <w:rFonts w:ascii="Arial" w:hAnsi="Arial"/>
+                <w:b w:val="0"/>
+                <w:i w:val="0"/>
+                <w:sz w:val="15"/>
+              </w:rPr>
+              <w:t>PAGIBIG</w:t>
+            </w:r>
+          </w:p>
+        </w:tc>
+        <w:tc>
+          <w:tcPr>
+            <w:tcW w:type="dxa" w:w="1584"/>
+          </w:tcPr>
+          <w:p>
+            <w:pPr>
+              <w:spacing w:after="0" w:before="0"/>
+              <w:jc w:val="center"/>
+            </w:pPr>
+            <w:r/>
+            <w:r>
+              <w:rPr>
+                <w:rFonts w:ascii="Arial" w:hAnsi="Arial"/>
+                <w:b w:val="0"/>
+                <w:i w:val="0"/>
+                <w:sz w:val="15"/>
+              </w:rPr>
+              <w:t>{{pagibig_dayhr}}</w:t>
+            </w:r>
+          </w:p>
+        </w:tc>
+        <w:tc>
+          <w:tcPr>
+            <w:tcW w:type="dxa" w:w="1656"/>
+          </w:tcPr>
+          <w:p>
+            <w:pPr>
+              <w:spacing w:after="0" w:before="0"/>
+              <w:jc w:val="right"/>
+            </w:pPr>
+            <w:r/>
+            <w:r>
+              <w:rPr>
+                <w:rFonts w:ascii="Arial" w:hAnsi="Arial"/>
+                <w:b w:val="0"/>
+                <w:i w:val="0"/>
+                <w:sz w:val="15"/>
+              </w:rPr>
+              <w:t>{{pagibig_amount}}</w:t>
+            </w:r>
+          </w:p>
+        </w:tc>
+        <w:tc>
+          <w:tcPr>
+            <w:tcW w:type="dxa" w:w="1656"/>
+          </w:tcPr>
+          <w:p>
+            <w:pPr>
+              <w:spacing w:after="0" w:before="0"/>
+              <w:jc w:val="right"/>
+            </w:pPr>
+            <w:r/>
+            <w:r>
+              <w:rPr>
+                <w:rFonts w:ascii="Arial" w:hAnsi="Arial"/>
+                <w:b w:val="0"/>
+                <w:i w:val="0"/>
+                <w:sz w:val="15"/>
+              </w:rPr>
+              <w:t>{{pagibig_ytd}}</w:t>
+            </w:r>
+          </w:p>
+        </w:tc>
+      </w:tr>
+      <w:tr>
+        <w:tc>
+          <w:tcPr>
+            <w:tcW w:type="dxa" w:w="2880"/>
+          </w:tcPr>
+          <w:p>
+            <w:pPr>
+              <w:spacing w:after="0" w:before="0"/>
+            </w:pPr>
+            <w:r/>
+            <w:r>
+              <w:rPr>
+                <w:rFonts w:ascii="Arial" w:hAnsi="Arial"/>
+                <w:b w:val="0"/>
+                <w:i w:val="0"/>
+                <w:sz w:val="15"/>
+              </w:rPr>
+              <w:t>WTAX ({{wtax_status}})</w:t>
+            </w:r>
+          </w:p>
+        </w:tc>
+        <w:tc>
+          <w:tcPr>
+            <w:tcW w:type="dxa" w:w="1584"/>
+          </w:tcPr>
+          <w:p>
+            <w:pPr>
+              <w:spacing w:after="0" w:before="0"/>
+              <w:jc w:val="center"/>
+            </w:pPr>
+            <w:r/>
+            <w:r>
+              <w:rPr>
+                <w:rFonts w:ascii="Arial" w:hAnsi="Arial"/>
+                <w:b w:val="0"/>
+                <w:i w:val="0"/>
+                <w:sz w:val="15"/>
+              </w:rPr>
+              <w:t>{{wtax_dayhr}}</w:t>
+            </w:r>
+          </w:p>
+        </w:tc>
+        <w:tc>
+          <w:tcPr>
+            <w:tcW w:type="dxa" w:w="1656"/>
+          </w:tcPr>
+          <w:p>
+            <w:pPr>
+              <w:spacing w:after="0" w:before="0"/>
+              <w:jc w:val="right"/>
+            </w:pPr>
+            <w:r/>
+            <w:r>
+              <w:rPr>
+                <w:rFonts w:ascii="Arial" w:hAnsi="Arial"/>
+                <w:b w:val="0"/>
+                <w:i w:val="0"/>
+                <w:sz w:val="15"/>
+              </w:rPr>
+              <w:t>{{wtax_amount}}</w:t>
+            </w:r>
+          </w:p>
+        </w:tc>
+        <w:tc>
+          <w:tcPr>
+            <w:tcW w:type="dxa" w:w="1656"/>
+          </w:tcPr>
+          <w:p>
+            <w:pPr>
+              <w:spacing w:after="0" w:before="0"/>
+              <w:jc w:val="right"/>
+            </w:pPr>
+            <w:r/>
+            <w:r>
+              <w:rPr>
+                <w:rFonts w:ascii="Arial" w:hAnsi="Arial"/>
+                <w:b w:val="0"/>
+                <w:i w:val="0"/>
+                <w:sz w:val="15"/>
+              </w:rPr>
+              <w:t>{{wtax_ytd}}</w:t>
+            </w:r>
+          </w:p>
+        </w:tc>
+      </w:tr>
+      <w:tr>
+        <w:tc>
+          <w:tcPr>
+            <w:tcW w:type="dxa" w:w="2880"/>
+          </w:tcPr>
+          <w:p>
+            <w:pPr>
+              <w:spacing w:after="0" w:before="0"/>
+            </w:pPr>
+            <w:r/>
+            <w:r>
+              <w:rPr>
+                <w:rFonts w:ascii="Arial" w:hAnsi="Arial"/>
+                <w:b w:val="0"/>
+                <w:i w:val="0"/>
+                <w:sz w:val="15"/>
+              </w:rPr>
+              <w:t>ABSENT (day/s)</w:t>
+            </w:r>
+          </w:p>
+        </w:tc>
+        <w:tc>
+          <w:tcPr>
+            <w:tcW w:type="dxa" w:w="1584"/>
+          </w:tcPr>
+          <w:p>
+            <w:pPr>
+              <w:spacing w:after="0" w:before="0"/>
+              <w:jc w:val="center"/>
+            </w:pPr>
+            <w:r/>
+            <w:r>
+              <w:rPr>
+                <w:rFonts w:ascii="Arial" w:hAnsi="Arial"/>
+                <w:b w:val="0"/>
+                <w:i w:val="0"/>
+                <w:sz w:val="15"/>
+              </w:rPr>
+              <w:t>{{absent_days}}</w:t>
+            </w:r>
+          </w:p>
+        </w:tc>
+        <w:tc>
+          <w:tcPr>
+            <w:tcW w:type="dxa" w:w="1656"/>
+          </w:tcPr>
+          <w:p>
+            <w:pPr>
+              <w:spacing w:after="0" w:before="0"/>
+              <w:jc w:val="right"/>
+            </w:pPr>
+            <w:r/>
+            <w:r>
+              <w:rPr>
+                <w:rFonts w:ascii="Arial" w:hAnsi="Arial"/>
+                <w:b w:val="0"/>
+                <w:i w:val="0"/>
+                <w:sz w:val="15"/>
+              </w:rPr>
+              <w:t>{{absent_amount}}</w:t>
+            </w:r>
+          </w:p>
+        </w:tc>
+        <w:tc>
+          <w:tcPr>
+            <w:tcW w:type="dxa" w:w="1656"/>
+          </w:tcPr>
+          <w:p>
+            <w:pPr>
+              <w:spacing w:after="0" w:before="0"/>
+              <w:jc w:val="right"/>
+            </w:pPr>
+            <w:r/>
+            <w:r>
+              <w:rPr>
+                <w:rFonts w:ascii="Arial" w:hAnsi="Arial"/>
+                <w:b w:val="0"/>
+                <w:i w:val="0"/>
+                <w:sz w:val="15"/>
+              </w:rPr>
+              <w:t>{{absent_ytd}}</w:t>
+            </w:r>
+          </w:p>
+        </w:tc>
+      </w:tr>
+      <w:tr>
+        <w:tc>
+          <w:tcPr>
+            <w:tcW w:type="dxa" w:w="2880"/>
+          </w:tcPr>
+          <w:p>
+            <w:pPr>
+              <w:spacing w:after="0" w:before="0"/>
+            </w:pPr>
+            <w:r/>
+            <w:r>
+              <w:rPr>
+                <w:rFonts w:ascii="Arial" w:hAnsi="Arial"/>
+                <w:b w:val="0"/>
+                <w:i w:val="0"/>
+                <w:sz w:val="15"/>
+              </w:rPr>
+              <w:t>LATES (hrs)</w:t>
+            </w:r>
+          </w:p>
+        </w:tc>
+        <w:tc>
+          <w:tcPr>
+            <w:tcW w:type="dxa" w:w="1584"/>
+          </w:tcPr>
+          <w:p>
+            <w:pPr>
+              <w:spacing w:after="0" w:before="0"/>
+              <w:jc w:val="center"/>
+            </w:pPr>
+            <w:r/>
+            <w:r>
+              <w:rPr>
+                <w:rFonts w:ascii="Arial" w:hAnsi="Arial"/>
+                <w:b w:val="0"/>
+                <w:i w:val="0"/>
+                <w:sz w:val="15"/>
+              </w:rPr>
+              <w:t>{{lates_hrs}}</w:t>
+            </w:r>
+          </w:p>
+        </w:tc>
+        <w:tc>
+          <w:tcPr>
+            <w:tcW w:type="dxa" w:w="1656"/>
+          </w:tcPr>
+          <w:p>
+            <w:pPr>
+              <w:spacing w:after="0" w:before="0"/>
+              <w:jc w:val="right"/>
+            </w:pPr>
+            <w:r/>
+            <w:r>
+              <w:rPr>
+                <w:rFonts w:ascii="Arial" w:hAnsi="Arial"/>
+                <w:b w:val="0"/>
+                <w:i w:val="0"/>
+                <w:sz w:val="15"/>
+              </w:rPr>
+              <w:t>{{lates_amount}}</w:t>
+            </w:r>
+          </w:p>
+        </w:tc>
+        <w:tc>
+          <w:tcPr>
+            <w:tcW w:type="dxa" w:w="1656"/>
+          </w:tcPr>
+          <w:p>
+            <w:pPr>
+              <w:spacing w:after="0" w:before="0"/>
+              <w:jc w:val="right"/>
+            </w:pPr>
+            <w:r/>
+            <w:r>
+              <w:rPr>
+                <w:rFonts w:ascii="Arial" w:hAnsi="Arial"/>
+                <w:b w:val="0"/>
+                <w:i w:val="0"/>
+                <w:sz w:val="15"/>
+              </w:rPr>
+              <w:t>{{lates_ytd}}</w:t>
+            </w:r>
+          </w:p>
+        </w:tc>
+      </w:tr>
+      <w:tr>
+        <w:tc>
+          <w:tcPr>
+            <w:tcW w:type="dxa" w:w="2880"/>
+          </w:tcPr>
+          <w:p>
+            <w:pPr>
+              <w:spacing w:after="0" w:before="0"/>
+            </w:pPr>
+            <w:r/>
+            <w:r>
+              <w:rPr>
+                <w:rFonts w:ascii="Arial" w:hAnsi="Arial"/>
+                <w:b w:val="0"/>
+                <w:i w:val="0"/>
+                <w:sz w:val="15"/>
+              </w:rPr>
+              <w:t>UNDERTIME (hrs)</w:t>
+            </w:r>
+          </w:p>
+        </w:tc>
+        <w:tc>
+          <w:tcPr>
+            <w:tcW w:type="dxa" w:w="1584"/>
+          </w:tcPr>
+          <w:p>
+            <w:pPr>
+              <w:spacing w:after="0" w:before="0"/>
+              <w:jc w:val="center"/>
+            </w:pPr>
+            <w:r/>
+            <w:r>
+              <w:rPr>
+                <w:rFonts w:ascii="Arial" w:hAnsi="Arial"/>
+                <w:b w:val="0"/>
+                <w:i w:val="0"/>
+                <w:sz w:val="15"/>
+              </w:rPr>
+              <w:t>{{undertime_hrs}}</w:t>
+            </w:r>
+          </w:p>
+        </w:tc>
+        <w:tc>
+          <w:tcPr>
+            <w:tcW w:type="dxa" w:w="1656"/>
+          </w:tcPr>
+          <w:p>
+            <w:pPr>
+              <w:spacing w:after="0" w:before="0"/>
+              <w:jc w:val="right"/>
+            </w:pPr>
+            <w:r/>
+            <w:r>
+              <w:rPr>
+                <w:rFonts w:ascii="Arial" w:hAnsi="Arial"/>
+                <w:b w:val="0"/>
+                <w:i w:val="0"/>
+                <w:sz w:val="15"/>
+              </w:rPr>
+              <w:t>{{undertime_amount}}</w:t>
+            </w:r>
+          </w:p>
+        </w:tc>
+        <w:tc>
+          <w:tcPr>
+            <w:tcW w:type="dxa" w:w="1656"/>
+          </w:tcPr>
+          <w:p>
+            <w:pPr>
+              <w:spacing w:after="0" w:before="0"/>
+              <w:jc w:val="right"/>
+            </w:pPr>
+            <w:r/>
+            <w:r>
+              <w:rPr>
+                <w:rFonts w:ascii="Arial" w:hAnsi="Arial"/>
+                <w:b w:val="0"/>
+                <w:i w:val="0"/>
+                <w:sz w:val="15"/>
+              </w:rPr>
+              <w:t>{{undertime_ytd}}</w:t>
             </w:r>
           </w:p>
         </w:tc>
@@ -662,92 +2822,166 @@
     </w:tbl>
     <w:p>
       <w:pPr>
-        <w:jc w:val="right"/>
+        <w:spacing w:after="0"/>
       </w:pPr>
-      <w:r>
-        <w:rPr>
-          <w:b/>
-          <w:sz w:val="18"/>
-        </w:rPr>
-        <w:t>Total Holiday Pay: {{total_holiday_pay}}</w:t>
-      </w:r>
-    </w:p>
-    <w:p/>
-    <w:p>
-      <w:pPr>
-        <w:jc w:val="right"/>
-      </w:pPr>
-      <w:r>
-        <w:rPr>
-          <w:b/>
-          <w:sz w:val="21"/>
-        </w:rPr>
-        <w:t>GROSS PAY (this cutoff): {{gross_pay}}</w:t>
-      </w:r>
-    </w:p>
-    <w:p/>
-    <w:p>
-      <w:r>
-        <w:rPr>
-          <w:b/>
-          <w:sz w:val="20"/>
-        </w:rPr>
-        <w:t>DEDUCTIONS</w:t>
-      </w:r>
     </w:p>
     <w:tbl>
       <w:tblPr>
-        <w:tblStyle w:val="TableGrid"/>
         <w:tblW w:type="auto" w:w="0"/>
+        <w:tblLayout w:type="fixed"/>
         <w:tblLook w:firstColumn="1" w:firstRow="1" w:lastColumn="0" w:lastRow="0" w:noHBand="0" w:noVBand="1" w:val="04A0"/>
       </w:tblPr>
       <w:tblGrid>
-        <w:gridCol w:w="3600"/>
-        <w:gridCol w:w="3600"/>
-        <w:gridCol w:w="3600"/>
+        <w:gridCol w:w="7632"/>
       </w:tblGrid>
       <w:tr>
         <w:tc>
           <w:tcPr>
-            <w:tcW w:type="dxa" w:w="4608"/>
-            <w:shd w:val="clear" w:color="auto" w:fill="F4CCCC"/>
+            <w:tcW w:type="dxa" w:w="7776"/>
+            <w:shd w:val="clear" w:color="auto" w:fill="D9D9D9"/>
           </w:tcPr>
           <w:p>
+            <w:pPr>
+              <w:spacing w:after="0" w:before="0"/>
+              <w:jc w:val="center"/>
+            </w:pPr>
             <w:r/>
             <w:r>
               <w:rPr>
                 <w:rFonts w:ascii="Arial" w:hAnsi="Arial"/>
                 <w:b/>
-                <w:sz w:val="18"/>
+                <w:i w:val="0"/>
+                <w:sz w:val="15"/>
               </w:rPr>
-              <w:t>Description</w:t>
+              <w:t>E A R N I N G S   B R E A K D O W N</w:t>
+            </w:r>
+          </w:p>
+        </w:tc>
+      </w:tr>
+    </w:tbl>
+    <w:tbl>
+      <w:tblPr>
+        <w:tblStyle w:val="TableGrid"/>
+        <w:tblW w:type="auto" w:w="0"/>
+        <w:tblLayout w:type="fixed"/>
+        <w:tblLook w:firstColumn="1" w:firstRow="1" w:lastColumn="0" w:lastRow="0" w:noHBand="0" w:noVBand="1" w:val="04A0"/>
+      </w:tblPr>
+      <w:tblGrid>
+        <w:gridCol w:w="2544"/>
+        <w:gridCol w:w="2544"/>
+        <w:gridCol w:w="2544"/>
+      </w:tblGrid>
+      <w:tr>
+        <w:tc>
+          <w:tcPr>
+            <w:tcW w:type="dxa" w:w="5328"/>
+          </w:tcPr>
+          <w:p>
+            <w:pPr>
+              <w:spacing w:after="0" w:before="0"/>
+            </w:pPr>
+            <w:r/>
+            <w:r>
+              <w:rPr>
+                <w:rFonts w:ascii="Arial" w:hAnsi="Arial"/>
+                <w:b w:val="0"/>
+                <w:i w:val="0"/>
+                <w:sz w:val="15"/>
+              </w:rPr>
+              <w:t>{{#earnings_extra}}{{label}}</w:t>
             </w:r>
           </w:p>
         </w:tc>
         <w:tc>
           <w:tcPr>
-            <w:tcW w:type="dxa" w:w="3312"/>
-            <w:shd w:val="clear" w:color="auto" w:fill="F4CCCC"/>
+            <w:tcW w:type="dxa" w:w="720"/>
           </w:tcPr>
           <w:p>
+            <w:pPr>
+              <w:spacing w:after="0" w:before="0"/>
+              <w:jc w:val="center"/>
+            </w:pPr>
+            <w:r/>
+            <w:r>
+              <w:rPr>
+                <w:rFonts w:ascii="Arial" w:hAnsi="Arial"/>
+                <w:b w:val="0"/>
+                <w:i w:val="0"/>
+                <w:sz w:val="15"/>
+              </w:rPr>
+              <w:t>I</w:t>
+            </w:r>
+          </w:p>
+        </w:tc>
+        <w:tc>
+          <w:tcPr>
+            <w:tcW w:type="dxa" w:w="1728"/>
+          </w:tcPr>
+          <w:p>
+            <w:pPr>
+              <w:spacing w:after="0" w:before="0"/>
+              <w:jc w:val="right"/>
+            </w:pPr>
+            <w:r/>
+            <w:r>
+              <w:rPr>
+                <w:rFonts w:ascii="Arial" w:hAnsi="Arial"/>
+                <w:b w:val="0"/>
+                <w:i w:val="0"/>
+                <w:sz w:val="15"/>
+              </w:rPr>
+              <w:t>{{amount}}{{/earnings_extra}}</w:t>
+            </w:r>
+          </w:p>
+        </w:tc>
+      </w:tr>
+      <w:tr>
+        <w:tc>
+          <w:tcPr>
+            <w:tcW w:type="dxa" w:w="5328"/>
+          </w:tcPr>
+          <w:p>
+            <w:pPr>
+              <w:spacing w:after="0" w:before="0"/>
+            </w:pPr>
             <w:r/>
             <w:r>
               <w:rPr>
                 <w:rFonts w:ascii="Arial" w:hAnsi="Arial"/>
                 <w:b/>
-                <w:sz w:val="18"/>
+                <w:i w:val="0"/>
+                <w:sz w:val="15"/>
               </w:rPr>
-              <w:t>Basis</w:t>
+              <w:t>TOTAL EARNINGS BREAKDOWN</w:t>
             </w:r>
           </w:p>
         </w:tc>
         <w:tc>
           <w:tcPr>
-            <w:tcW w:type="dxa" w:w="2160"/>
-            <w:shd w:val="clear" w:color="auto" w:fill="F4CCCC"/>
+            <w:tcW w:type="dxa" w:w="720"/>
           </w:tcPr>
           <w:p>
             <w:pPr>
+              <w:spacing w:after="0" w:before="0"/>
+            </w:pPr>
+            <w:r/>
+            <w:r>
+              <w:rPr>
+                <w:rFonts w:ascii="Arial" w:hAnsi="Arial"/>
+                <w:b w:val="0"/>
+                <w:i w:val="0"/>
+                <w:sz w:val="15"/>
+              </w:rPr>
+            </w:r>
+          </w:p>
+        </w:tc>
+        <w:tc>
+          <w:tcPr>
+            <w:tcW w:type="dxa" w:w="1728"/>
+          </w:tcPr>
+          <w:p>
+            <w:pPr>
+              <w:spacing w:after="0" w:before="0"/>
               <w:jc w:val="right"/>
             </w:pPr>
             <w:r/>
@@ -755,9 +2989,126 @@
               <w:rPr>
                 <w:rFonts w:ascii="Arial" w:hAnsi="Arial"/>
                 <w:b/>
-                <w:sz w:val="18"/>
+                <w:i w:val="0"/>
+                <w:sz w:val="15"/>
               </w:rPr>
-              <w:t>Amount</w:t>
+              <w:t>{{total_earnings_breakdown}}</w:t>
+            </w:r>
+          </w:p>
+        </w:tc>
+      </w:tr>
+    </w:tbl>
+    <w:p>
+      <w:pPr>
+        <w:spacing w:after="0"/>
+      </w:pPr>
+    </w:p>
+    <w:tbl>
+      <w:tblPr>
+        <w:tblW w:type="auto" w:w="0"/>
+        <w:tblLayout w:type="fixed"/>
+        <w:tblLook w:firstColumn="1" w:firstRow="1" w:lastColumn="0" w:lastRow="0" w:noHBand="0" w:noVBand="1" w:val="04A0"/>
+      </w:tblPr>
+      <w:tblGrid>
+        <w:gridCol w:w="7632"/>
+      </w:tblGrid>
+      <w:tr>
+        <w:tc>
+          <w:tcPr>
+            <w:tcW w:type="dxa" w:w="7776"/>
+            <w:shd w:val="clear" w:color="auto" w:fill="D9D9D9"/>
+          </w:tcPr>
+          <w:p>
+            <w:pPr>
+              <w:spacing w:after="0" w:before="0"/>
+              <w:jc w:val="center"/>
+            </w:pPr>
+            <w:r/>
+            <w:r>
+              <w:rPr>
+                <w:rFonts w:ascii="Arial" w:hAnsi="Arial"/>
+                <w:b/>
+                <w:i w:val="0"/>
+                <w:sz w:val="15"/>
+              </w:rPr>
+              <w:t>D E D U C T I O N S   B R E A K D O W N</w:t>
+            </w:r>
+          </w:p>
+        </w:tc>
+      </w:tr>
+    </w:tbl>
+    <w:tbl>
+      <w:tblPr>
+        <w:tblStyle w:val="TableGrid"/>
+        <w:tblW w:type="auto" w:w="0"/>
+        <w:tblLayout w:type="fixed"/>
+        <w:tblLook w:firstColumn="1" w:firstRow="1" w:lastColumn="0" w:lastRow="0" w:noHBand="0" w:noVBand="1" w:val="04A0"/>
+      </w:tblPr>
+      <w:tblGrid>
+        <w:gridCol w:w="2544"/>
+        <w:gridCol w:w="2544"/>
+        <w:gridCol w:w="2544"/>
+      </w:tblGrid>
+      <w:tr>
+        <w:tc>
+          <w:tcPr>
+            <w:tcW w:type="dxa" w:w="5328"/>
+          </w:tcPr>
+          <w:p>
+            <w:pPr>
+              <w:spacing w:after="0" w:before="0"/>
+            </w:pPr>
+            <w:r/>
+            <w:r>
+              <w:rPr>
+                <w:rFonts w:ascii="Arial" w:hAnsi="Arial"/>
+                <w:b w:val="0"/>
+                <w:i w:val="0"/>
+                <w:sz w:val="15"/>
+              </w:rPr>
+              <w:t>{{#deductions_extra}}{{label}}</w:t>
+            </w:r>
+          </w:p>
+        </w:tc>
+        <w:tc>
+          <w:tcPr>
+            <w:tcW w:type="dxa" w:w="720"/>
+          </w:tcPr>
+          <w:p>
+            <w:pPr>
+              <w:spacing w:after="0" w:before="0"/>
+              <w:jc w:val="center"/>
+            </w:pPr>
+            <w:r/>
+            <w:r>
+              <w:rPr>
+                <w:rFonts w:ascii="Arial" w:hAnsi="Arial"/>
+                <w:b w:val="0"/>
+                <w:i w:val="0"/>
+                <w:sz w:val="15"/>
+              </w:rPr>
+              <w:t>I</w:t>
+            </w:r>
+          </w:p>
+        </w:tc>
+        <w:tc>
+          <w:tcPr>
+            <w:tcW w:type="dxa" w:w="1728"/>
+          </w:tcPr>
+          <w:p>
+            <w:pPr>
+              <w:spacing w:after="0" w:before="0"/>
+              <w:jc w:val="right"/>
+            </w:pPr>
+            <w:r/>
+            <w:r>
+              <w:rPr>
+                <w:rFonts w:ascii="Arial" w:hAnsi="Arial"/>
+                <w:b w:val="0"/>
+                <w:i w:val="0"/>
+                <w:sz w:val="15"/>
+              </w:rPr>
+              <w:t>{{amount}}{{/deductions_extra}}</w:t>
             </w:r>
           </w:p>
         </w:tc>
@@ -765,33 +3116,99 @@
       <w:tr>
         <w:tc>
           <w:tcPr>
-            <w:tcW w:type="dxa" w:w="4608"/>
+            <w:tcW w:type="dxa" w:w="5328"/>
           </w:tcPr>
           <w:p>
+            <w:pPr>
+              <w:spacing w:after="0" w:before="0"/>
+            </w:pPr>
+            <w:r/>
+            <w:r>
+              <w:rPr>
+                <w:rFonts w:ascii="Arial" w:hAnsi="Arial"/>
+                <w:b/>
+                <w:i w:val="0"/>
+                <w:sz w:val="15"/>
+              </w:rPr>
+              <w:t>TOTAL DEDUCTIONS BREAKDOWN</w:t>
+            </w:r>
+          </w:p>
+        </w:tc>
+        <w:tc>
+          <w:tcPr>
+            <w:tcW w:type="dxa" w:w="720"/>
+          </w:tcPr>
+          <w:p>
+            <w:pPr>
+              <w:spacing w:after="0" w:before="0"/>
+            </w:pPr>
             <w:r/>
             <w:r>
               <w:rPr>
                 <w:rFonts w:ascii="Arial" w:hAnsi="Arial"/>
                 <w:b w:val="0"/>
-                <w:sz w:val="18"/>
+                <w:i w:val="0"/>
+                <w:sz w:val="15"/>
               </w:rPr>
-              <w:t>SSS</w:t>
             </w:r>
           </w:p>
         </w:tc>
         <w:tc>
           <w:tcPr>
-            <w:tcW w:type="dxa" w:w="3312"/>
+            <w:tcW w:type="dxa" w:w="1728"/>
           </w:tcPr>
           <w:p>
+            <w:pPr>
+              <w:spacing w:after="0" w:before="0"/>
+              <w:jc w:val="right"/>
+            </w:pPr>
             <w:r/>
             <w:r>
               <w:rPr>
                 <w:rFonts w:ascii="Arial" w:hAnsi="Arial"/>
-                <w:b w:val="0"/>
-                <w:sz w:val="17"/>
+                <w:b/>
+                <w:i w:val="0"/>
+                <w:sz w:val="15"/>
               </w:rPr>
-              <w:t>{{sss_basis}}</w:t>
+              <w:t>{{total_deductions_breakdown}}</w:t>
+            </w:r>
+          </w:p>
+        </w:tc>
+      </w:tr>
+    </w:tbl>
+    <w:p>
+      <w:pPr>
+        <w:spacing w:after="80"/>
+      </w:pPr>
+    </w:p>
+    <w:tbl>
+      <w:tblPr>
+        <w:tblW w:type="auto" w:w="0"/>
+        <w:tblLayout w:type="fixed"/>
+        <w:tblLook w:firstColumn="1" w:firstRow="1" w:lastColumn="0" w:lastRow="0" w:noHBand="0" w:noVBand="1" w:val="04A0"/>
+      </w:tblPr>
+      <w:tblGrid>
+        <w:gridCol w:w="3816"/>
+        <w:gridCol w:w="3816"/>
+      </w:tblGrid>
+      <w:tr>
+        <w:tc>
+          <w:tcPr>
+            <w:tcW w:type="dxa" w:w="5616"/>
+          </w:tcPr>
+          <w:p>
+            <w:pPr>
+              <w:spacing w:after="0" w:before="0"/>
+            </w:pPr>
+            <w:r/>
+            <w:r>
+              <w:rPr>
+                <w:rFonts w:ascii="Arial" w:hAnsi="Arial"/>
+                <w:b/>
+                <w:i w:val="0"/>
+                <w:sz w:val="16"/>
+              </w:rPr>
+              <w:t>TOTAL GROSS</w:t>
             </w:r>
           </w:p>
         </w:tc>
@@ -801,16 +3218,18 @@
           </w:tcPr>
           <w:p>
             <w:pPr>
+              <w:spacing w:after="0" w:before="0"/>
               <w:jc w:val="right"/>
             </w:pPr>
             <w:r/>
             <w:r>
               <w:rPr>
                 <w:rFonts w:ascii="Arial" w:hAnsi="Arial"/>
-                <w:b w:val="0"/>
-                <w:sz w:val="18"/>
+                <w:b/>
+                <w:i w:val="0"/>
+                <w:sz w:val="16"/>
               </w:rPr>
-              <w:t>{{sss_amount}}</w:t>
+              <w:t>{{total_gross}}</w:t>
             </w:r>
           </w:p>
         </w:tc>
@@ -818,33 +3237,21 @@
       <w:tr>
         <w:tc>
           <w:tcPr>
-            <w:tcW w:type="dxa" w:w="4608"/>
+            <w:tcW w:type="dxa" w:w="5616"/>
           </w:tcPr>
           <w:p>
+            <w:pPr>
+              <w:spacing w:after="0" w:before="0"/>
+            </w:pPr>
             <w:r/>
             <w:r>
               <w:rPr>
                 <w:rFonts w:ascii="Arial" w:hAnsi="Arial"/>
-                <w:b w:val="0"/>
-                <w:sz w:val="18"/>
+                <w:b/>
+                <w:i w:val="0"/>
+                <w:sz w:val="16"/>
               </w:rPr>
-              <w:t>PhilHealth</w:t>
-            </w:r>
-          </w:p>
-        </w:tc>
-        <w:tc>
-          <w:tcPr>
-            <w:tcW w:type="dxa" w:w="3312"/>
-          </w:tcPr>
-          <w:p>
-            <w:r/>
-            <w:r>
-              <w:rPr>
-                <w:rFonts w:ascii="Arial" w:hAnsi="Arial"/>
-                <w:b w:val="0"/>
-                <w:sz w:val="17"/>
-              </w:rPr>
-              <w:t>{{philhealth_basis}}</w:t>
+              <w:t>TOTAL DEDUCTIONS</w:t>
             </w:r>
           </w:p>
         </w:tc>
@@ -854,16 +3261,18 @@
           </w:tcPr>
           <w:p>
             <w:pPr>
+              <w:spacing w:after="0" w:before="0"/>
               <w:jc w:val="right"/>
             </w:pPr>
             <w:r/>
             <w:r>
               <w:rPr>
                 <w:rFonts w:ascii="Arial" w:hAnsi="Arial"/>
-                <w:b w:val="0"/>
-                <w:sz w:val="18"/>
+                <w:b/>
+                <w:i w:val="0"/>
+                <w:sz w:val="16"/>
               </w:rPr>
-              <w:t>{{philhealth_amount}}</w:t>
+              <w:t>{{total_deductions}}</w:t>
             </w:r>
           </w:p>
         </w:tc>
@@ -871,33 +3280,20 @@
       <w:tr>
         <w:tc>
           <w:tcPr>
-            <w:tcW w:type="dxa" w:w="4608"/>
+            <w:tcW w:type="dxa" w:w="5616"/>
           </w:tcPr>
           <w:p>
+            <w:pPr>
+              <w:spacing w:after="0" w:before="0"/>
+            </w:pPr>
             <w:r/>
             <w:r>
               <w:rPr>
                 <w:rFonts w:ascii="Arial" w:hAnsi="Arial"/>
-                <w:b w:val="0"/>
-                <w:sz w:val="18"/>
+                <w:b/>
+                <w:i w:val="0"/>
+                <w:sz w:val="16"/>
               </w:rPr>
-              <w:t>Pag-IBIG (HDMF)</w:t>
-            </w:r>
-          </w:p>
-        </w:tc>
-        <w:tc>
-          <w:tcPr>
-            <w:tcW w:type="dxa" w:w="3312"/>
-          </w:tcPr>
-          <w:p>
-            <w:r/>
-            <w:r>
-              <w:rPr>
-                <w:rFonts w:ascii="Arial" w:hAnsi="Arial"/>
-                <w:b w:val="0"/>
-                <w:sz w:val="17"/>
-              </w:rPr>
-              <w:t>{{hdmf_basis}}</w:t>
             </w:r>
           </w:p>
         </w:tc>
@@ -907,114 +3303,65 @@
           </w:tcPr>
           <w:p>
             <w:pPr>
-              <w:jc w:val="right"/>
+              <w:spacing w:after="0" w:before="0"/>
             </w:pPr>
             <w:r/>
             <w:r>
               <w:rPr>
                 <w:rFonts w:ascii="Arial" w:hAnsi="Arial"/>
-                <w:b w:val="0"/>
-                <w:sz w:val="18"/>
+                <w:b/>
+                <w:i w:val="0"/>
+                <w:sz w:val="16"/>
               </w:rPr>
-              <w:t>{{hdmf_amount}}</w:t>
             </w:r>
           </w:p>
         </w:tc>
       </w:tr>
+    </w:tbl>
+    <w:p>
+      <w:pPr>
+        <w:spacing w:after="40"/>
+      </w:pPr>
+    </w:p>
+    <w:tbl>
+      <w:tblPr>
+        <w:tblStyle w:val="TableGrid"/>
+        <w:tblW w:type="auto" w:w="0"/>
+        <w:tblLayout w:type="fixed"/>
+        <w:tblLook w:firstColumn="1" w:firstRow="1" w:lastColumn="0" w:lastRow="0" w:noHBand="0" w:noVBand="1" w:val="04A0"/>
+      </w:tblPr>
+      <w:tblGrid>
+        <w:gridCol w:w="3816"/>
+        <w:gridCol w:w="3816"/>
+      </w:tblGrid>
       <w:tr>
         <w:tc>
           <w:tcPr>
-            <w:tcW w:type="dxa" w:w="4608"/>
+            <w:tcW w:type="dxa" w:w="4320"/>
           </w:tcPr>
           <w:p>
+            <w:pPr>
+              <w:spacing w:after="0" w:before="0"/>
+            </w:pPr>
             <w:r/>
             <w:r>
               <w:rPr>
                 <w:rFonts w:ascii="Arial" w:hAnsi="Arial"/>
-                <w:b w:val="0"/>
-                <w:sz w:val="18"/>
+                <w:b/>
+                <w:i w:val="0"/>
+                <w:sz w:val="20"/>
               </w:rPr>
-              <w:t>Withholding Tax (BIR)</w:t>
+              <w:t>N E T P A Y</w:t>
             </w:r>
           </w:p>
         </w:tc>
         <w:tc>
           <w:tcPr>
-            <w:tcW w:type="dxa" w:w="3312"/>
-          </w:tcPr>
-          <w:p>
-            <w:r/>
-            <w:r>
-              <w:rPr>
-                <w:rFonts w:ascii="Arial" w:hAnsi="Arial"/>
-                <w:b w:val="0"/>
-                <w:sz w:val="17"/>
-              </w:rPr>
-              <w:t>{{withholding_basis}}</w:t>
-            </w:r>
-          </w:p>
-        </w:tc>
-        <w:tc>
-          <w:tcPr>
-            <w:tcW w:type="dxa" w:w="2160"/>
+            <w:tcW w:type="dxa" w:w="3456"/>
           </w:tcPr>
           <w:p>
             <w:pPr>
-              <w:jc w:val="right"/>
-            </w:pPr>
-            <w:r/>
-            <w:r>
-              <w:rPr>
-                <w:rFonts w:ascii="Arial" w:hAnsi="Arial"/>
-                <w:b w:val="0"/>
-                <w:sz w:val="18"/>
-              </w:rPr>
-              <w:t>{{withholding_amount}}</w:t>
-            </w:r>
-          </w:p>
-        </w:tc>
-      </w:tr>
-      <w:tr>
-        <w:tc>
-          <w:tcPr>
-            <w:tcW w:type="dxa" w:w="4608"/>
-            <w:shd w:val="clear" w:color="auto" w:fill="F9F9F9"/>
-          </w:tcPr>
-          <w:p>
-            <w:r/>
-            <w:r>
-              <w:rPr>
-                <w:rFonts w:ascii="Arial" w:hAnsi="Arial"/>
-                <w:b/>
-                <w:sz w:val="18"/>
-              </w:rPr>
-              <w:t>Total Deductions</w:t>
-            </w:r>
-          </w:p>
-        </w:tc>
-        <w:tc>
-          <w:tcPr>
-            <w:tcW w:type="dxa" w:w="3312"/>
-            <w:shd w:val="clear" w:color="auto" w:fill="F9F9F9"/>
-          </w:tcPr>
-          <w:p>
-            <w:r/>
-            <w:r>
-              <w:rPr>
-                <w:rFonts w:ascii="Arial" w:hAnsi="Arial"/>
-                <w:b w:val="0"/>
-                <w:sz w:val="18"/>
-              </w:rPr>
-            </w:r>
-          </w:p>
-        </w:tc>
-        <w:tc>
-          <w:tcPr>
-            <w:tcW w:type="dxa" w:w="2160"/>
-            <w:shd w:val="clear" w:color="auto" w:fill="F9F9F9"/>
-          </w:tcPr>
-          <w:p>
-            <w:pPr>
+              <w:spacing w:after="0" w:before="0"/>
               <w:jc w:val="right"/>
             </w:pPr>
             <w:r/>
@@ -1022,58 +3369,8 @@
               <w:rPr>
                 <w:rFonts w:ascii="Arial" w:hAnsi="Arial"/>
                 <w:b/>
-                <w:sz w:val="18"/>
-              </w:rPr>
-              <w:t>{{total_deductions}}</w:t>
-            </w:r>
-          </w:p>
-        </w:tc>
-      </w:tr>
-    </w:tbl>
-    <w:p/>
-    <w:tbl>
-      <w:tblPr>
-        <w:tblStyle w:val="TableGrid"/>
-        <w:tblW w:type="auto" w:w="0"/>
-        <w:tblLook w:firstColumn="1" w:firstRow="1" w:lastColumn="0" w:lastRow="0" w:noHBand="0" w:noVBand="1" w:val="04A0"/>
-      </w:tblPr>
-      <w:tblGrid>
-        <w:gridCol w:w="5400"/>
-        <w:gridCol w:w="5400"/>
-      </w:tblGrid>
-      <w:tr>
-        <w:tc>
-          <w:tcPr>
-            <w:tcW w:type="dxa" w:w="6480"/>
-            <w:shd w:val="clear" w:color="auto" w:fill="D9EAD3"/>
-          </w:tcPr>
-          <w:p>
-            <w:r/>
-            <w:r>
-              <w:rPr>
-                <w:rFonts w:ascii="Arial" w:hAnsi="Arial"/>
-                <w:b/>
-                <w:sz w:val="24"/>
-              </w:rPr>
-              <w:t>NET PAY</w:t>
-            </w:r>
-          </w:p>
-        </w:tc>
-        <w:tc>
-          <w:tcPr>
-            <w:tcW w:type="dxa" w:w="3600"/>
-            <w:shd w:val="clear" w:color="auto" w:fill="D9EAD3"/>
-          </w:tcPr>
-          <w:p>
-            <w:pPr>
-              <w:jc w:val="right"/>
-            </w:pPr>
-            <w:r/>
-            <w:r>
-              <w:rPr>
-                <w:rFonts w:ascii="Arial" w:hAnsi="Arial"/>
-                <w:b/>
-                <w:sz w:val="24"/>
+                <w:i w:val="0"/>
+                <w:sz w:val="22"/>
               </w:rPr>
               <w:t>{{net_pay}}</w:t>
             </w:r>
@@ -1081,100 +3378,26 @@
         </w:tc>
       </w:tr>
     </w:tbl>
-    <w:p/>
-    <w:p/>
     <w:p>
+      <w:pPr>
+        <w:spacing w:after="40"/>
+      </w:pPr>
+    </w:p>
+    <w:p>
+      <w:pPr>
+        <w:spacing w:after="0" w:before="0"/>
+      </w:pPr>
       <w:r>
         <w:rPr>
           <w:i/>
-          <w:color w:val="777777"/>
           <w:sz w:val="15"/>
         </w:rPr>
         <w:t>{{note}}</w:t>
       </w:r>
     </w:p>
-    <w:p/>
-    <w:tbl>
-      <w:tblPr>
-        <w:tblW w:type="auto" w:w="0"/>
-        <w:tblLook w:firstColumn="1" w:firstRow="1" w:lastColumn="0" w:lastRow="0" w:noHBand="0" w:noVBand="1" w:val="04A0"/>
-      </w:tblPr>
-      <w:tblGrid>
-        <w:gridCol w:w="5400"/>
-        <w:gridCol w:w="5400"/>
-      </w:tblGrid>
-      <w:tr>
-        <w:tc>
-          <w:tcPr>
-            <w:tcW w:type="dxa" w:w="5040"/>
-          </w:tcPr>
-          <w:p>
-            <w:r/>
-            <w:r>
-              <w:rPr>
-                <w:rFonts w:ascii="Arial" w:hAnsi="Arial"/>
-                <w:b w:val="0"/>
-                <w:sz w:val="18"/>
-              </w:rPr>
-              <w:t>_______________________________</w:t>
-            </w:r>
-          </w:p>
-        </w:tc>
-        <w:tc>
-          <w:tcPr>
-            <w:tcW w:type="dxa" w:w="5040"/>
-          </w:tcPr>
-          <w:p>
-            <w:r/>
-            <w:r>
-              <w:rPr>
-                <w:rFonts w:ascii="Arial" w:hAnsi="Arial"/>
-                <w:b w:val="0"/>
-                <w:sz w:val="18"/>
-              </w:rPr>
-              <w:t>_______________________________</w:t>
-            </w:r>
-          </w:p>
-        </w:tc>
-      </w:tr>
-      <w:tr>
-        <w:tc>
-          <w:tcPr>
-            <w:tcW w:type="dxa" w:w="5040"/>
-          </w:tcPr>
-          <w:p>
-            <w:r/>
-            <w:r>
-              <w:rPr>
-                <w:rFonts w:ascii="Arial" w:hAnsi="Arial"/>
-                <w:b/>
-                <w:sz w:val="18"/>
-              </w:rPr>
-              <w:t>Prepared By: {{prepared_by}}</w:t>
-            </w:r>
-          </w:p>
-        </w:tc>
-        <w:tc>
-          <w:tcPr>
-            <w:tcW w:type="dxa" w:w="5040"/>
-          </w:tcPr>
-          <w:p>
-            <w:r/>
-            <w:r>
-              <w:rPr>
-                <w:rFonts w:ascii="Arial" w:hAnsi="Arial"/>
-                <w:b/>
-                <w:sz w:val="18"/>
-              </w:rPr>
-              <w:t>Employee Signature</w:t>
-            </w:r>
-          </w:p>
-        </w:tc>
-      </w:tr>
-    </w:tbl>
     <w:sectPr>
-      <w:pgSz w:w="12240" w:h="15840"/>
-      <w:pgMar w:top="576" w:right="720" w:bottom="576" w:left="720" w:header="720" w:footer="720" w:gutter="0"/>
+      <w:pgSz w:w="9360" w:h="15840"/>
+      <w:pgMar w:top="720" w:right="864" w:bottom="720" w:left="864" w:header="720" w:footer="720" w:gutter="0"/>
       <w:cols w:space="720"/>
       <w:docGrid w:linePitch="360"/>
     </w:sectPr>
@@ -1547,7 +3770,7 @@
     <w:rsid w:val="00FC693F"/>
     <w:rPr>
       <w:rFonts w:ascii="Arial" w:hAnsi="Arial"/>
-      <w:sz w:val="18"/>
+      <w:sz w:val="16"/>
     </w:rPr>
   </w:style>
   <w:style w:type="paragraph" w:styleId="Header">

--- a/templates/payroll/Payslip_template.docx
+++ b/templates/payroll/Payslip_template.docx
@@ -24,10 +24,11 @@
         <w:tblW w:type="auto" w:w="0"/>
         <w:tblLayout w:type="fixed"/>
         <w:tblLook w:firstColumn="1" w:firstRow="1" w:lastColumn="0" w:lastRow="0" w:noHBand="0" w:noVBand="1" w:val="04A0"/>
+        <w:tblLayout w:type="fixed"/>
       </w:tblPr>
       <w:tblGrid>
-        <w:gridCol w:w="3816"/>
-        <w:gridCol w:w="3816"/>
+        <w:gridCol w:w="3840480"/>
+        <w:gridCol w:w="1097280"/>
       </w:tblGrid>
       <w:tr>
         <w:tc>
@@ -104,10 +105,11 @@
         <w:tblW w:type="auto" w:w="0"/>
         <w:tblLayout w:type="fixed"/>
         <w:tblLook w:firstColumn="1" w:firstRow="1" w:lastColumn="0" w:lastRow="0" w:noHBand="0" w:noVBand="1" w:val="04A0"/>
+        <w:tblLayout w:type="fixed"/>
       </w:tblPr>
       <w:tblGrid>
-        <w:gridCol w:w="3816"/>
-        <w:gridCol w:w="3816"/>
+        <w:gridCol w:w="914400"/>
+        <w:gridCol w:w="4023360"/>
       </w:tblGrid>
       <w:tr>
         <w:tc>
@@ -167,10 +169,11 @@
         <w:tblW w:type="auto" w:w="0"/>
         <w:tblLayout w:type="fixed"/>
         <w:tblLook w:firstColumn="1" w:firstRow="1" w:lastColumn="0" w:lastRow="0" w:noHBand="0" w:noVBand="1" w:val="04A0"/>
+        <w:tblLayout w:type="fixed"/>
       </w:tblPr>
       <w:tblGrid>
-        <w:gridCol w:w="3816"/>
-        <w:gridCol w:w="3816"/>
+        <w:gridCol w:w="1188720"/>
+        <w:gridCol w:w="3749039"/>
       </w:tblGrid>
       <w:tr>
         <w:tc>
@@ -268,11 +271,12 @@
         <w:tblW w:type="auto" w:w="0"/>
         <w:tblLayout w:type="fixed"/>
         <w:tblLook w:firstColumn="1" w:firstRow="1" w:lastColumn="0" w:lastRow="0" w:noHBand="0" w:noVBand="1" w:val="04A0"/>
+        <w:tblLayout w:type="fixed"/>
       </w:tblPr>
       <w:tblGrid>
-        <w:gridCol w:w="2544"/>
-        <w:gridCol w:w="2544"/>
-        <w:gridCol w:w="2544"/>
+        <w:gridCol w:w="2377440"/>
+        <w:gridCol w:w="1280160"/>
+        <w:gridCol w:w="1280160"/>
       </w:tblGrid>
       <w:tr>
         <w:tc>
@@ -342,6 +346,7 @@
         <w:tc>
           <w:tcPr>
             <w:tcW w:type="dxa" w:w="3744"/>
+            <w:noWrap/>
           </w:tcPr>
           <w:p>
             <w:pPr>
@@ -406,6 +411,7 @@
         <w:tc>
           <w:tcPr>
             <w:tcW w:type="dxa" w:w="3744"/>
+            <w:noWrap/>
           </w:tcPr>
           <w:p>
             <w:pPr>
@@ -470,6 +476,7 @@
         <w:tc>
           <w:tcPr>
             <w:tcW w:type="dxa" w:w="3744"/>
+            <w:noWrap/>
           </w:tcPr>
           <w:p>
             <w:pPr>
@@ -533,6 +540,7 @@
         <w:tc>
           <w:tcPr>
             <w:tcW w:type="dxa" w:w="3744"/>
+            <w:noWrap/>
           </w:tcPr>
           <w:p>
             <w:pPr>
@@ -596,6 +604,7 @@
         <w:tc>
           <w:tcPr>
             <w:tcW w:type="dxa" w:w="3744"/>
+            <w:noWrap/>
           </w:tcPr>
           <w:p>
             <w:pPr>
@@ -659,6 +668,7 @@
         <w:tc>
           <w:tcPr>
             <w:tcW w:type="dxa" w:w="3744"/>
+            <w:noWrap/>
           </w:tcPr>
           <w:p>
             <w:pPr>
@@ -722,6 +732,7 @@
         <w:tc>
           <w:tcPr>
             <w:tcW w:type="dxa" w:w="3744"/>
+            <w:noWrap/>
           </w:tcPr>
           <w:p>
             <w:pPr>
@@ -786,6 +797,7 @@
         <w:tc>
           <w:tcPr>
             <w:tcW w:type="dxa" w:w="3744"/>
+            <w:noWrap/>
           </w:tcPr>
           <w:p>
             <w:pPr>
@@ -850,6 +862,7 @@
         <w:tc>
           <w:tcPr>
             <w:tcW w:type="dxa" w:w="3744"/>
+            <w:noWrap/>
           </w:tcPr>
           <w:p>
             <w:pPr>
@@ -921,9 +934,10 @@
         <w:tblW w:type="auto" w:w="0"/>
         <w:tblLayout w:type="fixed"/>
         <w:tblLook w:firstColumn="1" w:firstRow="1" w:lastColumn="0" w:lastRow="0" w:noHBand="0" w:noVBand="1" w:val="04A0"/>
+        <w:tblLayout w:type="fixed"/>
       </w:tblPr>
       <w:tblGrid>
-        <w:gridCol w:w="7632"/>
+        <w:gridCol w:w="4937760"/>
       </w:tblGrid>
       <w:tr>
         <w:tc>
@@ -956,19 +970,21 @@
         <w:tblW w:type="auto" w:w="0"/>
         <w:tblLayout w:type="fixed"/>
         <w:tblLook w:firstColumn="1" w:firstRow="1" w:lastColumn="0" w:lastRow="0" w:noHBand="0" w:noVBand="1" w:val="04A0"/>
+        <w:tblLayout w:type="fixed"/>
       </w:tblPr>
       <w:tblGrid>
-        <w:gridCol w:w="1272"/>
-        <w:gridCol w:w="1272"/>
-        <w:gridCol w:w="1272"/>
-        <w:gridCol w:w="1272"/>
-        <w:gridCol w:w="1272"/>
-        <w:gridCol w:w="1272"/>
+        <w:gridCol w:w="1417320"/>
+        <w:gridCol w:w="704088"/>
+        <w:gridCol w:w="704088"/>
+        <w:gridCol w:w="704088"/>
+        <w:gridCol w:w="704088"/>
+        <w:gridCol w:w="704088"/>
       </w:tblGrid>
       <w:tr>
         <w:tc>
           <w:tcPr>
-            <w:tcW w:type="dxa" w:w="2592"/>
+            <w:tcW w:type="dxa" w:w="2232"/>
+            <w:noWrap/>
           </w:tcPr>
           <w:p>
             <w:pPr>
@@ -980,7 +996,7 @@
                 <w:rFonts w:ascii="Arial" w:hAnsi="Arial"/>
                 <w:b/>
                 <w:i w:val="0"/>
-                <w:sz w:val="15"/>
+                <w:sz w:val="14"/>
               </w:rPr>
               <w:t>OVERTIME</w:t>
             </w:r>
@@ -988,7 +1004,8 @@
         </w:tc>
         <w:tc>
           <w:tcPr>
-            <w:tcW w:type="dxa" w:w="1037"/>
+            <w:tcW w:type="dxa" w:w="1109"/>
+            <w:noWrap/>
           </w:tcPr>
           <w:p>
             <w:pPr>
@@ -1001,7 +1018,7 @@
                 <w:rFonts w:ascii="Arial" w:hAnsi="Arial"/>
                 <w:b/>
                 <w:i w:val="0"/>
-                <w:sz w:val="15"/>
+                <w:sz w:val="14"/>
               </w:rPr>
               <w:t>OT</w:t>
             </w:r>
@@ -1009,7 +1026,8 @@
         </w:tc>
         <w:tc>
           <w:tcPr>
-            <w:tcW w:type="dxa" w:w="1037"/>
+            <w:tcW w:type="dxa" w:w="1109"/>
+            <w:noWrap/>
           </w:tcPr>
           <w:p>
             <w:pPr>
@@ -1022,7 +1040,7 @@
                 <w:rFonts w:ascii="Arial" w:hAnsi="Arial"/>
                 <w:b/>
                 <w:i w:val="0"/>
-                <w:sz w:val="15"/>
+                <w:sz w:val="14"/>
               </w:rPr>
               <w:t>OT &gt; 8</w:t>
             </w:r>
@@ -1030,7 +1048,8 @@
         </w:tc>
         <w:tc>
           <w:tcPr>
-            <w:tcW w:type="dxa" w:w="1037"/>
+            <w:tcW w:type="dxa" w:w="1109"/>
+            <w:noWrap/>
           </w:tcPr>
           <w:p>
             <w:pPr>
@@ -1043,7 +1062,7 @@
                 <w:rFonts w:ascii="Arial" w:hAnsi="Arial"/>
                 <w:b/>
                 <w:i w:val="0"/>
-                <w:sz w:val="15"/>
+                <w:sz w:val="14"/>
               </w:rPr>
               <w:t>ND</w:t>
             </w:r>
@@ -1051,7 +1070,8 @@
         </w:tc>
         <w:tc>
           <w:tcPr>
-            <w:tcW w:type="dxa" w:w="1037"/>
+            <w:tcW w:type="dxa" w:w="1109"/>
+            <w:noWrap/>
           </w:tcPr>
           <w:p>
             <w:pPr>
@@ -1064,7 +1084,7 @@
                 <w:rFonts w:ascii="Arial" w:hAnsi="Arial"/>
                 <w:b/>
                 <w:i w:val="0"/>
-                <w:sz w:val="15"/>
+                <w:sz w:val="14"/>
               </w:rPr>
               <w:t>ND&gt;8</w:t>
             </w:r>
@@ -1072,7 +1092,8 @@
         </w:tc>
         <w:tc>
           <w:tcPr>
-            <w:tcW w:type="dxa" w:w="1037"/>
+            <w:tcW w:type="dxa" w:w="1109"/>
+            <w:noWrap/>
           </w:tcPr>
           <w:p>
             <w:pPr>
@@ -1085,7 +1106,7 @@
                 <w:rFonts w:ascii="Arial" w:hAnsi="Arial"/>
                 <w:b/>
                 <w:i w:val="0"/>
-                <w:sz w:val="15"/>
+                <w:sz w:val="14"/>
               </w:rPr>
               <w:t>TOTAL</w:t>
             </w:r>
@@ -1095,7 +1116,8 @@
       <w:tr>
         <w:tc>
           <w:tcPr>
-            <w:tcW w:type="dxa" w:w="2592"/>
+            <w:tcW w:type="dxa" w:w="2232"/>
+            <w:noWrap/>
           </w:tcPr>
           <w:p>
             <w:pPr>
@@ -1107,7 +1129,7 @@
                 <w:rFonts w:ascii="Arial" w:hAnsi="Arial"/>
                 <w:b w:val="0"/>
                 <w:i w:val="0"/>
-                <w:sz w:val="15"/>
+                <w:sz w:val="14"/>
               </w:rPr>
               <w:t>REGULAR OT</w:t>
             </w:r>
@@ -1115,7 +1137,7 @@
         </w:tc>
         <w:tc>
           <w:tcPr>
-            <w:tcW w:type="dxa" w:w="1037"/>
+            <w:tcW w:type="dxa" w:w="1109"/>
           </w:tcPr>
           <w:p>
             <w:pPr>
@@ -1136,7 +1158,7 @@
         </w:tc>
         <w:tc>
           <w:tcPr>
-            <w:tcW w:type="dxa" w:w="1037"/>
+            <w:tcW w:type="dxa" w:w="1109"/>
           </w:tcPr>
           <w:p>
             <w:pPr>
@@ -1157,7 +1179,7 @@
         </w:tc>
         <w:tc>
           <w:tcPr>
-            <w:tcW w:type="dxa" w:w="1037"/>
+            <w:tcW w:type="dxa" w:w="1109"/>
           </w:tcPr>
           <w:p>
             <w:pPr>
@@ -1178,7 +1200,7 @@
         </w:tc>
         <w:tc>
           <w:tcPr>
-            <w:tcW w:type="dxa" w:w="1037"/>
+            <w:tcW w:type="dxa" w:w="1109"/>
           </w:tcPr>
           <w:p>
             <w:pPr>
@@ -1199,7 +1221,7 @@
         </w:tc>
         <w:tc>
           <w:tcPr>
-            <w:tcW w:type="dxa" w:w="1037"/>
+            <w:tcW w:type="dxa" w:w="1109"/>
           </w:tcPr>
           <w:p>
             <w:pPr>
@@ -1222,7 +1244,8 @@
       <w:tr>
         <w:tc>
           <w:tcPr>
-            <w:tcW w:type="dxa" w:w="2592"/>
+            <w:tcW w:type="dxa" w:w="2232"/>
+            <w:noWrap/>
           </w:tcPr>
           <w:p>
             <w:pPr>
@@ -1234,7 +1257,7 @@
                 <w:rFonts w:ascii="Arial" w:hAnsi="Arial"/>
                 <w:b w:val="0"/>
                 <w:i w:val="0"/>
-                <w:sz w:val="15"/>
+                <w:sz w:val="14"/>
               </w:rPr>
               <w:t>REGULAR HOL</w:t>
             </w:r>
@@ -1242,7 +1265,7 @@
         </w:tc>
         <w:tc>
           <w:tcPr>
-            <w:tcW w:type="dxa" w:w="1037"/>
+            <w:tcW w:type="dxa" w:w="1109"/>
           </w:tcPr>
           <w:p>
             <w:pPr>
@@ -1263,7 +1286,7 @@
         </w:tc>
         <w:tc>
           <w:tcPr>
-            <w:tcW w:type="dxa" w:w="1037"/>
+            <w:tcW w:type="dxa" w:w="1109"/>
           </w:tcPr>
           <w:p>
             <w:pPr>
@@ -1284,7 +1307,7 @@
         </w:tc>
         <w:tc>
           <w:tcPr>
-            <w:tcW w:type="dxa" w:w="1037"/>
+            <w:tcW w:type="dxa" w:w="1109"/>
           </w:tcPr>
           <w:p>
             <w:pPr>
@@ -1305,7 +1328,7 @@
         </w:tc>
         <w:tc>
           <w:tcPr>
-            <w:tcW w:type="dxa" w:w="1037"/>
+            <w:tcW w:type="dxa" w:w="1109"/>
           </w:tcPr>
           <w:p>
             <w:pPr>
@@ -1326,7 +1349,7 @@
         </w:tc>
         <w:tc>
           <w:tcPr>
-            <w:tcW w:type="dxa" w:w="1037"/>
+            <w:tcW w:type="dxa" w:w="1109"/>
           </w:tcPr>
           <w:p>
             <w:pPr>
@@ -1349,7 +1372,8 @@
       <w:tr>
         <w:tc>
           <w:tcPr>
-            <w:tcW w:type="dxa" w:w="2592"/>
+            <w:tcW w:type="dxa" w:w="2232"/>
+            <w:noWrap/>
           </w:tcPr>
           <w:p>
             <w:pPr>
@@ -1361,7 +1385,7 @@
                 <w:rFonts w:ascii="Arial" w:hAnsi="Arial"/>
                 <w:b w:val="0"/>
                 <w:i w:val="0"/>
-                <w:sz w:val="15"/>
+                <w:sz w:val="14"/>
               </w:rPr>
               <w:t>SPECIAL HOL</w:t>
             </w:r>
@@ -1369,7 +1393,7 @@
         </w:tc>
         <w:tc>
           <w:tcPr>
-            <w:tcW w:type="dxa" w:w="1037"/>
+            <w:tcW w:type="dxa" w:w="1109"/>
           </w:tcPr>
           <w:p>
             <w:pPr>
@@ -1390,7 +1414,7 @@
         </w:tc>
         <w:tc>
           <w:tcPr>
-            <w:tcW w:type="dxa" w:w="1037"/>
+            <w:tcW w:type="dxa" w:w="1109"/>
           </w:tcPr>
           <w:p>
             <w:pPr>
@@ -1411,7 +1435,7 @@
         </w:tc>
         <w:tc>
           <w:tcPr>
-            <w:tcW w:type="dxa" w:w="1037"/>
+            <w:tcW w:type="dxa" w:w="1109"/>
           </w:tcPr>
           <w:p>
             <w:pPr>
@@ -1432,7 +1456,7 @@
         </w:tc>
         <w:tc>
           <w:tcPr>
-            <w:tcW w:type="dxa" w:w="1037"/>
+            <w:tcW w:type="dxa" w:w="1109"/>
           </w:tcPr>
           <w:p>
             <w:pPr>
@@ -1453,7 +1477,7 @@
         </w:tc>
         <w:tc>
           <w:tcPr>
-            <w:tcW w:type="dxa" w:w="1037"/>
+            <w:tcW w:type="dxa" w:w="1109"/>
           </w:tcPr>
           <w:p>
             <w:pPr>
@@ -1476,7 +1500,8 @@
       <w:tr>
         <w:tc>
           <w:tcPr>
-            <w:tcW w:type="dxa" w:w="2592"/>
+            <w:tcW w:type="dxa" w:w="2232"/>
+            <w:noWrap/>
           </w:tcPr>
           <w:p>
             <w:pPr>
@@ -1488,7 +1513,7 @@
                 <w:rFonts w:ascii="Arial" w:hAnsi="Arial"/>
                 <w:b w:val="0"/>
                 <w:i w:val="0"/>
-                <w:sz w:val="15"/>
+                <w:sz w:val="14"/>
               </w:rPr>
               <w:t>DAY OFF</w:t>
             </w:r>
@@ -1496,7 +1521,7 @@
         </w:tc>
         <w:tc>
           <w:tcPr>
-            <w:tcW w:type="dxa" w:w="1037"/>
+            <w:tcW w:type="dxa" w:w="1109"/>
           </w:tcPr>
           <w:p>
             <w:pPr>
@@ -1517,7 +1542,7 @@
         </w:tc>
         <w:tc>
           <w:tcPr>
-            <w:tcW w:type="dxa" w:w="1037"/>
+            <w:tcW w:type="dxa" w:w="1109"/>
           </w:tcPr>
           <w:p>
             <w:pPr>
@@ -1538,7 +1563,7 @@
         </w:tc>
         <w:tc>
           <w:tcPr>
-            <w:tcW w:type="dxa" w:w="1037"/>
+            <w:tcW w:type="dxa" w:w="1109"/>
           </w:tcPr>
           <w:p>
             <w:pPr>
@@ -1559,7 +1584,7 @@
         </w:tc>
         <w:tc>
           <w:tcPr>
-            <w:tcW w:type="dxa" w:w="1037"/>
+            <w:tcW w:type="dxa" w:w="1109"/>
           </w:tcPr>
           <w:p>
             <w:pPr>
@@ -1580,7 +1605,7 @@
         </w:tc>
         <w:tc>
           <w:tcPr>
-            <w:tcW w:type="dxa" w:w="1037"/>
+            <w:tcW w:type="dxa" w:w="1109"/>
           </w:tcPr>
           <w:p>
             <w:pPr>
@@ -1603,7 +1628,8 @@
       <w:tr>
         <w:tc>
           <w:tcPr>
-            <w:tcW w:type="dxa" w:w="2592"/>
+            <w:tcW w:type="dxa" w:w="2232"/>
+            <w:noWrap/>
           </w:tcPr>
           <w:p>
             <w:pPr>
@@ -1615,7 +1641,7 @@
                 <w:rFonts w:ascii="Arial" w:hAnsi="Arial"/>
                 <w:b w:val="0"/>
                 <w:i w:val="0"/>
-                <w:sz w:val="15"/>
+                <w:sz w:val="14"/>
               </w:rPr>
               <w:t>DO/REG. HOL.</w:t>
             </w:r>
@@ -1623,7 +1649,7 @@
         </w:tc>
         <w:tc>
           <w:tcPr>
-            <w:tcW w:type="dxa" w:w="1037"/>
+            <w:tcW w:type="dxa" w:w="1109"/>
           </w:tcPr>
           <w:p>
             <w:pPr>
@@ -1644,7 +1670,7 @@
         </w:tc>
         <w:tc>
           <w:tcPr>
-            <w:tcW w:type="dxa" w:w="1037"/>
+            <w:tcW w:type="dxa" w:w="1109"/>
           </w:tcPr>
           <w:p>
             <w:pPr>
@@ -1665,7 +1691,7 @@
         </w:tc>
         <w:tc>
           <w:tcPr>
-            <w:tcW w:type="dxa" w:w="1037"/>
+            <w:tcW w:type="dxa" w:w="1109"/>
           </w:tcPr>
           <w:p>
             <w:pPr>
@@ -1686,7 +1712,7 @@
         </w:tc>
         <w:tc>
           <w:tcPr>
-            <w:tcW w:type="dxa" w:w="1037"/>
+            <w:tcW w:type="dxa" w:w="1109"/>
           </w:tcPr>
           <w:p>
             <w:pPr>
@@ -1707,7 +1733,7 @@
         </w:tc>
         <w:tc>
           <w:tcPr>
-            <w:tcW w:type="dxa" w:w="1037"/>
+            <w:tcW w:type="dxa" w:w="1109"/>
           </w:tcPr>
           <w:p>
             <w:pPr>
@@ -1730,7 +1756,8 @@
       <w:tr>
         <w:tc>
           <w:tcPr>
-            <w:tcW w:type="dxa" w:w="2592"/>
+            <w:tcW w:type="dxa" w:w="2232"/>
+            <w:noWrap/>
           </w:tcPr>
           <w:p>
             <w:pPr>
@@ -1742,7 +1769,7 @@
                 <w:rFonts w:ascii="Arial" w:hAnsi="Arial"/>
                 <w:b w:val="0"/>
                 <w:i w:val="0"/>
-                <w:sz w:val="15"/>
+                <w:sz w:val="14"/>
               </w:rPr>
               <w:t>DO/SPC. HOL.</w:t>
             </w:r>
@@ -1750,7 +1777,7 @@
         </w:tc>
         <w:tc>
           <w:tcPr>
-            <w:tcW w:type="dxa" w:w="1037"/>
+            <w:tcW w:type="dxa" w:w="1109"/>
           </w:tcPr>
           <w:p>
             <w:pPr>
@@ -1771,7 +1798,7 @@
         </w:tc>
         <w:tc>
           <w:tcPr>
-            <w:tcW w:type="dxa" w:w="1037"/>
+            <w:tcW w:type="dxa" w:w="1109"/>
           </w:tcPr>
           <w:p>
             <w:pPr>
@@ -1792,7 +1819,7 @@
         </w:tc>
         <w:tc>
           <w:tcPr>
-            <w:tcW w:type="dxa" w:w="1037"/>
+            <w:tcW w:type="dxa" w:w="1109"/>
           </w:tcPr>
           <w:p>
             <w:pPr>
@@ -1813,7 +1840,7 @@
         </w:tc>
         <w:tc>
           <w:tcPr>
-            <w:tcW w:type="dxa" w:w="1037"/>
+            <w:tcW w:type="dxa" w:w="1109"/>
           </w:tcPr>
           <w:p>
             <w:pPr>
@@ -1834,7 +1861,7 @@
         </w:tc>
         <w:tc>
           <w:tcPr>
-            <w:tcW w:type="dxa" w:w="1037"/>
+            <w:tcW w:type="dxa" w:w="1109"/>
           </w:tcPr>
           <w:p>
             <w:pPr>
@@ -1857,7 +1884,8 @@
       <w:tr>
         <w:tc>
           <w:tcPr>
-            <w:tcW w:type="dxa" w:w="2592"/>
+            <w:tcW w:type="dxa" w:w="2232"/>
+            <w:noWrap/>
           </w:tcPr>
           <w:p>
             <w:pPr>
@@ -1869,7 +1897,7 @@
                 <w:rFonts w:ascii="Arial" w:hAnsi="Arial"/>
                 <w:b/>
                 <w:i w:val="0"/>
-                <w:sz w:val="15"/>
+                <w:sz w:val="14"/>
               </w:rPr>
               <w:t>TOTAL OT</w:t>
             </w:r>
@@ -1877,7 +1905,7 @@
         </w:tc>
         <w:tc>
           <w:tcPr>
-            <w:tcW w:type="dxa" w:w="1037"/>
+            <w:tcW w:type="dxa" w:w="1109"/>
           </w:tcPr>
           <w:p>
             <w:pPr>
@@ -1898,7 +1926,7 @@
         </w:tc>
         <w:tc>
           <w:tcPr>
-            <w:tcW w:type="dxa" w:w="1037"/>
+            <w:tcW w:type="dxa" w:w="1109"/>
           </w:tcPr>
           <w:p>
             <w:pPr>
@@ -1919,7 +1947,7 @@
         </w:tc>
         <w:tc>
           <w:tcPr>
-            <w:tcW w:type="dxa" w:w="1037"/>
+            <w:tcW w:type="dxa" w:w="1109"/>
           </w:tcPr>
           <w:p>
             <w:pPr>
@@ -1940,7 +1968,7 @@
         </w:tc>
         <w:tc>
           <w:tcPr>
-            <w:tcW w:type="dxa" w:w="1037"/>
+            <w:tcW w:type="dxa" w:w="1109"/>
           </w:tcPr>
           <w:p>
             <w:pPr>
@@ -1961,7 +1989,7 @@
         </w:tc>
         <w:tc>
           <w:tcPr>
-            <w:tcW w:type="dxa" w:w="1037"/>
+            <w:tcW w:type="dxa" w:w="1109"/>
           </w:tcPr>
           <w:p>
             <w:pPr>
@@ -1992,10 +2020,11 @@
         <w:tblW w:type="auto" w:w="0"/>
         <w:tblLayout w:type="fixed"/>
         <w:tblLook w:firstColumn="1" w:firstRow="1" w:lastColumn="0" w:lastRow="0" w:noHBand="0" w:noVBand="1" w:val="04A0"/>
+        <w:tblLayout w:type="fixed"/>
       </w:tblPr>
       <w:tblGrid>
-        <w:gridCol w:w="3816"/>
-        <w:gridCol w:w="3816"/>
+        <w:gridCol w:w="3566160"/>
+        <w:gridCol w:w="1371600"/>
       </w:tblGrid>
       <w:tr>
         <w:tc>
@@ -2047,17 +2076,18 @@
         <w:tblW w:type="auto" w:w="0"/>
         <w:tblLayout w:type="fixed"/>
         <w:tblLook w:firstColumn="1" w:firstRow="1" w:lastColumn="0" w:lastRow="0" w:noHBand="0" w:noVBand="1" w:val="04A0"/>
+        <w:tblLayout w:type="fixed"/>
       </w:tblPr>
       <w:tblGrid>
-        <w:gridCol w:w="1908"/>
-        <w:gridCol w:w="1908"/>
-        <w:gridCol w:w="1908"/>
-        <w:gridCol w:w="1908"/>
+        <w:gridCol w:w="1554480"/>
+        <w:gridCol w:w="914400"/>
+        <w:gridCol w:w="1188720"/>
+        <w:gridCol w:w="1188720"/>
       </w:tblGrid>
       <w:tr>
         <w:tc>
           <w:tcPr>
-            <w:tcW w:type="dxa" w:w="2880"/>
+            <w:tcW w:type="dxa" w:w="2448"/>
           </w:tcPr>
           <w:p>
             <w:pPr>
@@ -2077,7 +2107,7 @@
         </w:tc>
         <w:tc>
           <w:tcPr>
-            <w:tcW w:type="dxa" w:w="1584"/>
+            <w:tcW w:type="dxa" w:w="1440"/>
           </w:tcPr>
           <w:p>
             <w:pPr>
@@ -2098,7 +2128,7 @@
         </w:tc>
         <w:tc>
           <w:tcPr>
-            <w:tcW w:type="dxa" w:w="1656"/>
+            <w:tcW w:type="dxa" w:w="1872"/>
           </w:tcPr>
           <w:p>
             <w:pPr>
@@ -2119,7 +2149,7 @@
         </w:tc>
         <w:tc>
           <w:tcPr>
-            <w:tcW w:type="dxa" w:w="1656"/>
+            <w:tcW w:type="dxa" w:w="1872"/>
           </w:tcPr>
           <w:p>
             <w:pPr>
@@ -2142,7 +2172,8 @@
       <w:tr>
         <w:tc>
           <w:tcPr>
-            <w:tcW w:type="dxa" w:w="2880"/>
+            <w:tcW w:type="dxa" w:w="2448"/>
+            <w:noWrap/>
           </w:tcPr>
           <w:p>
             <w:pPr>
@@ -2162,7 +2193,7 @@
         </w:tc>
         <w:tc>
           <w:tcPr>
-            <w:tcW w:type="dxa" w:w="1584"/>
+            <w:tcW w:type="dxa" w:w="1440"/>
           </w:tcPr>
           <w:p>
             <w:pPr>
@@ -2183,7 +2214,7 @@
         </w:tc>
         <w:tc>
           <w:tcPr>
-            <w:tcW w:type="dxa" w:w="1656"/>
+            <w:tcW w:type="dxa" w:w="1872"/>
           </w:tcPr>
           <w:p>
             <w:pPr>
@@ -2204,7 +2235,7 @@
         </w:tc>
         <w:tc>
           <w:tcPr>
-            <w:tcW w:type="dxa" w:w="1656"/>
+            <w:tcW w:type="dxa" w:w="1872"/>
           </w:tcPr>
           <w:p>
             <w:pPr>
@@ -2227,7 +2258,8 @@
       <w:tr>
         <w:tc>
           <w:tcPr>
-            <w:tcW w:type="dxa" w:w="2880"/>
+            <w:tcW w:type="dxa" w:w="2448"/>
+            <w:noWrap/>
           </w:tcPr>
           <w:p>
             <w:pPr>
@@ -2247,7 +2279,7 @@
         </w:tc>
         <w:tc>
           <w:tcPr>
-            <w:tcW w:type="dxa" w:w="1584"/>
+            <w:tcW w:type="dxa" w:w="1440"/>
           </w:tcPr>
           <w:p>
             <w:pPr>
@@ -2268,7 +2300,7 @@
         </w:tc>
         <w:tc>
           <w:tcPr>
-            <w:tcW w:type="dxa" w:w="1656"/>
+            <w:tcW w:type="dxa" w:w="1872"/>
           </w:tcPr>
           <w:p>
             <w:pPr>
@@ -2289,7 +2321,7 @@
         </w:tc>
         <w:tc>
           <w:tcPr>
-            <w:tcW w:type="dxa" w:w="1656"/>
+            <w:tcW w:type="dxa" w:w="1872"/>
           </w:tcPr>
           <w:p>
             <w:pPr>
@@ -2312,7 +2344,8 @@
       <w:tr>
         <w:tc>
           <w:tcPr>
-            <w:tcW w:type="dxa" w:w="2880"/>
+            <w:tcW w:type="dxa" w:w="2448"/>
+            <w:noWrap/>
           </w:tcPr>
           <w:p>
             <w:pPr>
@@ -2332,7 +2365,7 @@
         </w:tc>
         <w:tc>
           <w:tcPr>
-            <w:tcW w:type="dxa" w:w="1584"/>
+            <w:tcW w:type="dxa" w:w="1440"/>
           </w:tcPr>
           <w:p>
             <w:pPr>
@@ -2353,7 +2386,7 @@
         </w:tc>
         <w:tc>
           <w:tcPr>
-            <w:tcW w:type="dxa" w:w="1656"/>
+            <w:tcW w:type="dxa" w:w="1872"/>
           </w:tcPr>
           <w:p>
             <w:pPr>
@@ -2374,7 +2407,7 @@
         </w:tc>
         <w:tc>
           <w:tcPr>
-            <w:tcW w:type="dxa" w:w="1656"/>
+            <w:tcW w:type="dxa" w:w="1872"/>
           </w:tcPr>
           <w:p>
             <w:pPr>
@@ -2397,7 +2430,8 @@
       <w:tr>
         <w:tc>
           <w:tcPr>
-            <w:tcW w:type="dxa" w:w="2880"/>
+            <w:tcW w:type="dxa" w:w="2448"/>
+            <w:noWrap/>
           </w:tcPr>
           <w:p>
             <w:pPr>
@@ -2417,7 +2451,7 @@
         </w:tc>
         <w:tc>
           <w:tcPr>
-            <w:tcW w:type="dxa" w:w="1584"/>
+            <w:tcW w:type="dxa" w:w="1440"/>
           </w:tcPr>
           <w:p>
             <w:pPr>
@@ -2438,7 +2472,7 @@
         </w:tc>
         <w:tc>
           <w:tcPr>
-            <w:tcW w:type="dxa" w:w="1656"/>
+            <w:tcW w:type="dxa" w:w="1872"/>
           </w:tcPr>
           <w:p>
             <w:pPr>
@@ -2459,7 +2493,7 @@
         </w:tc>
         <w:tc>
           <w:tcPr>
-            <w:tcW w:type="dxa" w:w="1656"/>
+            <w:tcW w:type="dxa" w:w="1872"/>
           </w:tcPr>
           <w:p>
             <w:pPr>
@@ -2482,7 +2516,8 @@
       <w:tr>
         <w:tc>
           <w:tcPr>
-            <w:tcW w:type="dxa" w:w="2880"/>
+            <w:tcW w:type="dxa" w:w="2448"/>
+            <w:noWrap/>
           </w:tcPr>
           <w:p>
             <w:pPr>
@@ -2502,7 +2537,7 @@
         </w:tc>
         <w:tc>
           <w:tcPr>
-            <w:tcW w:type="dxa" w:w="1584"/>
+            <w:tcW w:type="dxa" w:w="1440"/>
           </w:tcPr>
           <w:p>
             <w:pPr>
@@ -2523,7 +2558,7 @@
         </w:tc>
         <w:tc>
           <w:tcPr>
-            <w:tcW w:type="dxa" w:w="1656"/>
+            <w:tcW w:type="dxa" w:w="1872"/>
           </w:tcPr>
           <w:p>
             <w:pPr>
@@ -2544,7 +2579,7 @@
         </w:tc>
         <w:tc>
           <w:tcPr>
-            <w:tcW w:type="dxa" w:w="1656"/>
+            <w:tcW w:type="dxa" w:w="1872"/>
           </w:tcPr>
           <w:p>
             <w:pPr>
@@ -2567,7 +2602,8 @@
       <w:tr>
         <w:tc>
           <w:tcPr>
-            <w:tcW w:type="dxa" w:w="2880"/>
+            <w:tcW w:type="dxa" w:w="2448"/>
+            <w:noWrap/>
           </w:tcPr>
           <w:p>
             <w:pPr>
@@ -2587,7 +2623,7 @@
         </w:tc>
         <w:tc>
           <w:tcPr>
-            <w:tcW w:type="dxa" w:w="1584"/>
+            <w:tcW w:type="dxa" w:w="1440"/>
           </w:tcPr>
           <w:p>
             <w:pPr>
@@ -2608,7 +2644,7 @@
         </w:tc>
         <w:tc>
           <w:tcPr>
-            <w:tcW w:type="dxa" w:w="1656"/>
+            <w:tcW w:type="dxa" w:w="1872"/>
           </w:tcPr>
           <w:p>
             <w:pPr>
@@ -2629,7 +2665,7 @@
         </w:tc>
         <w:tc>
           <w:tcPr>
-            <w:tcW w:type="dxa" w:w="1656"/>
+            <w:tcW w:type="dxa" w:w="1872"/>
           </w:tcPr>
           <w:p>
             <w:pPr>
@@ -2652,7 +2688,8 @@
       <w:tr>
         <w:tc>
           <w:tcPr>
-            <w:tcW w:type="dxa" w:w="2880"/>
+            <w:tcW w:type="dxa" w:w="2448"/>
+            <w:noWrap/>
           </w:tcPr>
           <w:p>
             <w:pPr>
@@ -2672,7 +2709,7 @@
         </w:tc>
         <w:tc>
           <w:tcPr>
-            <w:tcW w:type="dxa" w:w="1584"/>
+            <w:tcW w:type="dxa" w:w="1440"/>
           </w:tcPr>
           <w:p>
             <w:pPr>
@@ -2693,7 +2730,7 @@
         </w:tc>
         <w:tc>
           <w:tcPr>
-            <w:tcW w:type="dxa" w:w="1656"/>
+            <w:tcW w:type="dxa" w:w="1872"/>
           </w:tcPr>
           <w:p>
             <w:pPr>
@@ -2714,7 +2751,7 @@
         </w:tc>
         <w:tc>
           <w:tcPr>
-            <w:tcW w:type="dxa" w:w="1656"/>
+            <w:tcW w:type="dxa" w:w="1872"/>
           </w:tcPr>
           <w:p>
             <w:pPr>
@@ -2737,7 +2774,8 @@
       <w:tr>
         <w:tc>
           <w:tcPr>
-            <w:tcW w:type="dxa" w:w="2880"/>
+            <w:tcW w:type="dxa" w:w="2448"/>
+            <w:noWrap/>
           </w:tcPr>
           <w:p>
             <w:pPr>
@@ -2757,7 +2795,7 @@
         </w:tc>
         <w:tc>
           <w:tcPr>
-            <w:tcW w:type="dxa" w:w="1584"/>
+            <w:tcW w:type="dxa" w:w="1440"/>
           </w:tcPr>
           <w:p>
             <w:pPr>
@@ -2778,7 +2816,7 @@
         </w:tc>
         <w:tc>
           <w:tcPr>
-            <w:tcW w:type="dxa" w:w="1656"/>
+            <w:tcW w:type="dxa" w:w="1872"/>
           </w:tcPr>
           <w:p>
             <w:pPr>
@@ -2799,7 +2837,7 @@
         </w:tc>
         <w:tc>
           <w:tcPr>
-            <w:tcW w:type="dxa" w:w="1656"/>
+            <w:tcW w:type="dxa" w:w="1872"/>
           </w:tcPr>
           <w:p>
             <w:pPr>
@@ -2830,9 +2868,10 @@
         <w:tblW w:type="auto" w:w="0"/>
         <w:tblLayout w:type="fixed"/>
         <w:tblLook w:firstColumn="1" w:firstRow="1" w:lastColumn="0" w:lastRow="0" w:noHBand="0" w:noVBand="1" w:val="04A0"/>
+        <w:tblLayout w:type="fixed"/>
       </w:tblPr>
       <w:tblGrid>
-        <w:gridCol w:w="7632"/>
+        <w:gridCol w:w="4937760"/>
       </w:tblGrid>
       <w:tr>
         <w:tc>
@@ -2865,11 +2904,12 @@
         <w:tblW w:type="auto" w:w="0"/>
         <w:tblLayout w:type="fixed"/>
         <w:tblLook w:firstColumn="1" w:firstRow="1" w:lastColumn="0" w:lastRow="0" w:noHBand="0" w:noVBand="1" w:val="04A0"/>
+        <w:tblLayout w:type="fixed"/>
       </w:tblPr>
       <w:tblGrid>
-        <w:gridCol w:w="2544"/>
-        <w:gridCol w:w="2544"/>
-        <w:gridCol w:w="2544"/>
+        <w:gridCol w:w="3383280"/>
+        <w:gridCol w:w="457200"/>
+        <w:gridCol w:w="1097280"/>
       </w:tblGrid>
       <w:tr>
         <w:tc>
@@ -3008,9 +3048,10 @@
         <w:tblW w:type="auto" w:w="0"/>
         <w:tblLayout w:type="fixed"/>
         <w:tblLook w:firstColumn="1" w:firstRow="1" w:lastColumn="0" w:lastRow="0" w:noHBand="0" w:noVBand="1" w:val="04A0"/>
+        <w:tblLayout w:type="fixed"/>
       </w:tblPr>
       <w:tblGrid>
-        <w:gridCol w:w="7632"/>
+        <w:gridCol w:w="4937760"/>
       </w:tblGrid>
       <w:tr>
         <w:tc>
@@ -3043,11 +3084,12 @@
         <w:tblW w:type="auto" w:w="0"/>
         <w:tblLayout w:type="fixed"/>
         <w:tblLook w:firstColumn="1" w:firstRow="1" w:lastColumn="0" w:lastRow="0" w:noHBand="0" w:noVBand="1" w:val="04A0"/>
+        <w:tblLayout w:type="fixed"/>
       </w:tblPr>
       <w:tblGrid>
-        <w:gridCol w:w="2544"/>
-        <w:gridCol w:w="2544"/>
-        <w:gridCol w:w="2544"/>
+        <w:gridCol w:w="3383280"/>
+        <w:gridCol w:w="457200"/>
+        <w:gridCol w:w="1097280"/>
       </w:tblGrid>
       <w:tr>
         <w:tc>
@@ -3186,10 +3228,11 @@
         <w:tblW w:type="auto" w:w="0"/>
         <w:tblLayout w:type="fixed"/>
         <w:tblLook w:firstColumn="1" w:firstRow="1" w:lastColumn="0" w:lastRow="0" w:noHBand="0" w:noVBand="1" w:val="04A0"/>
+        <w:tblLayout w:type="fixed"/>
       </w:tblPr>
       <w:tblGrid>
-        <w:gridCol w:w="3816"/>
-        <w:gridCol w:w="3816"/>
+        <w:gridCol w:w="3566160"/>
+        <w:gridCol w:w="1371600"/>
       </w:tblGrid>
       <w:tr>
         <w:tc>
@@ -3329,10 +3372,11 @@
         <w:tblW w:type="auto" w:w="0"/>
         <w:tblLayout w:type="fixed"/>
         <w:tblLook w:firstColumn="1" w:firstRow="1" w:lastColumn="0" w:lastRow="0" w:noHBand="0" w:noVBand="1" w:val="04A0"/>
+        <w:tblLayout w:type="fixed"/>
       </w:tblPr>
       <w:tblGrid>
-        <w:gridCol w:w="3816"/>
-        <w:gridCol w:w="3816"/>
+        <w:gridCol w:w="2743200"/>
+        <w:gridCol w:w="2194560"/>
       </w:tblGrid>
       <w:tr>
         <w:tc>

--- a/templates/payroll/Payslip_template.docx
+++ b/templates/payroll/Payslip_template.docx
@@ -25,6 +25,14 @@
         <w:tblLayout w:type="fixed"/>
         <w:tblLook w:firstColumn="1" w:firstRow="1" w:lastColumn="0" w:lastRow="0" w:noHBand="0" w:noVBand="1" w:val="04A0"/>
         <w:tblLayout w:type="fixed"/>
+        <w:tblBorders>
+          <w:top w:val="none" w:sz="0" w:space="0" w:color="auto"/>
+          <w:left w:val="none" w:sz="0" w:space="0" w:color="auto"/>
+          <w:bottom w:val="none" w:sz="0" w:space="0" w:color="auto"/>
+          <w:right w:val="none" w:sz="0" w:space="0" w:color="auto"/>
+          <w:insideH w:val="none" w:sz="0" w:space="0" w:color="auto"/>
+          <w:insideV w:val="none" w:sz="0" w:space="0" w:color="auto"/>
+        </w:tblBorders>
       </w:tblPr>
       <w:tblGrid>
         <w:gridCol w:w="3840480"/>
@@ -106,6 +114,14 @@
         <w:tblLayout w:type="fixed"/>
         <w:tblLook w:firstColumn="1" w:firstRow="1" w:lastColumn="0" w:lastRow="0" w:noHBand="0" w:noVBand="1" w:val="04A0"/>
         <w:tblLayout w:type="fixed"/>
+        <w:tblBorders>
+          <w:top w:val="none" w:sz="0" w:space="0" w:color="auto"/>
+          <w:left w:val="none" w:sz="0" w:space="0" w:color="auto"/>
+          <w:bottom w:val="none" w:sz="0" w:space="0" w:color="auto"/>
+          <w:right w:val="none" w:sz="0" w:space="0" w:color="auto"/>
+          <w:insideH w:val="none" w:sz="0" w:space="0" w:color="auto"/>
+          <w:insideV w:val="none" w:sz="0" w:space="0" w:color="auto"/>
+        </w:tblBorders>
       </w:tblPr>
       <w:tblGrid>
         <w:gridCol w:w="914400"/>
@@ -170,6 +186,14 @@
         <w:tblLayout w:type="fixed"/>
         <w:tblLook w:firstColumn="1" w:firstRow="1" w:lastColumn="0" w:lastRow="0" w:noHBand="0" w:noVBand="1" w:val="04A0"/>
         <w:tblLayout w:type="fixed"/>
+        <w:tblBorders>
+          <w:top w:val="none" w:sz="0" w:space="0" w:color="auto"/>
+          <w:left w:val="none" w:sz="0" w:space="0" w:color="auto"/>
+          <w:bottom w:val="none" w:sz="0" w:space="0" w:color="auto"/>
+          <w:right w:val="none" w:sz="0" w:space="0" w:color="auto"/>
+          <w:insideH w:val="none" w:sz="0" w:space="0" w:color="auto"/>
+          <w:insideV w:val="none" w:sz="0" w:space="0" w:color="auto"/>
+        </w:tblBorders>
       </w:tblPr>
       <w:tblGrid>
         <w:gridCol w:w="1188720"/>
@@ -926,7 +950,7 @@
     </w:tbl>
     <w:p>
       <w:pPr>
-        <w:spacing w:after="0"/>
+        <w:spacing w:after="120"/>
       </w:pPr>
     </w:p>
     <w:tbl>
@@ -2012,7 +2036,7 @@
     </w:tbl>
     <w:p>
       <w:pPr>
-        <w:spacing w:after="0"/>
+        <w:spacing w:after="120"/>
       </w:pPr>
     </w:p>
     <w:tbl>
@@ -2021,6 +2045,14 @@
         <w:tblLayout w:type="fixed"/>
         <w:tblLook w:firstColumn="1" w:firstRow="1" w:lastColumn="0" w:lastRow="0" w:noHBand="0" w:noVBand="1" w:val="04A0"/>
         <w:tblLayout w:type="fixed"/>
+        <w:tblBorders>
+          <w:top w:val="none" w:sz="0" w:space="0" w:color="auto"/>
+          <w:left w:val="none" w:sz="0" w:space="0" w:color="auto"/>
+          <w:bottom w:val="none" w:sz="0" w:space="0" w:color="auto"/>
+          <w:right w:val="none" w:sz="0" w:space="0" w:color="auto"/>
+          <w:insideH w:val="none" w:sz="0" w:space="0" w:color="auto"/>
+          <w:insideV w:val="none" w:sz="0" w:space="0" w:color="auto"/>
+        </w:tblBorders>
       </w:tblPr>
       <w:tblGrid>
         <w:gridCol w:w="3566160"/>
@@ -2860,7 +2892,7 @@
     </w:tbl>
     <w:p>
       <w:pPr>
-        <w:spacing w:after="0"/>
+        <w:spacing w:after="120"/>
       </w:pPr>
     </w:p>
     <w:tbl>
@@ -3040,7 +3072,7 @@
     </w:tbl>
     <w:p>
       <w:pPr>
-        <w:spacing w:after="0"/>
+        <w:spacing w:after="120"/>
       </w:pPr>
     </w:p>
     <w:tbl>
@@ -3229,6 +3261,14 @@
         <w:tblLayout w:type="fixed"/>
         <w:tblLook w:firstColumn="1" w:firstRow="1" w:lastColumn="0" w:lastRow="0" w:noHBand="0" w:noVBand="1" w:val="04A0"/>
         <w:tblLayout w:type="fixed"/>
+        <w:tblBorders>
+          <w:top w:val="none" w:sz="0" w:space="0" w:color="auto"/>
+          <w:left w:val="none" w:sz="0" w:space="0" w:color="auto"/>
+          <w:bottom w:val="none" w:sz="0" w:space="0" w:color="auto"/>
+          <w:right w:val="none" w:sz="0" w:space="0" w:color="auto"/>
+          <w:insideH w:val="none" w:sz="0" w:space="0" w:color="auto"/>
+          <w:insideV w:val="none" w:sz="0" w:space="0" w:color="auto"/>
+        </w:tblBorders>
       </w:tblPr>
       <w:tblGrid>
         <w:gridCol w:w="3566160"/>
